--- a/Final_phase_Article/Writing/Revisions_april_15_JRR/Revisions_Manuscript_v1.docx
+++ b/Final_phase_Article/Writing/Revisions_april_15_JRR/Revisions_Manuscript_v1.docx
@@ -1845,14 +1845,7 @@
           <w:rFonts w:cs="Calibri"/>
           <w:color w:val="000000" w:themeColor="text1"/>
         </w:rPr>
-        <w:t>all</w:t>
-      </w:r>
-      <w:r>
-        <w:rPr>
-          <w:rFonts w:cs="Calibri"/>
-          <w:color w:val="000000" w:themeColor="text1"/>
-        </w:rPr>
-        <w:t xml:space="preserve"> </w:t>
+        <w:t xml:space="preserve">all </w:t>
       </w:r>
       <w:r>
         <w:rPr>
@@ -2754,19 +2747,7 @@
           <w:color w:val="000000" w:themeColor="text1"/>
           <w:highlight w:val="yellow"/>
         </w:rPr>
-        <w:t>concerning</w:t>
-      </w:r>
-      <w:r>
-        <w:rPr>
-          <w:rFonts w:cs="Calibri"/>
-          <w:b/>
-          <w:bCs/>
-          <w:i/>
-          <w:iCs/>
-          <w:color w:val="000000" w:themeColor="text1"/>
-          <w:highlight w:val="yellow"/>
-        </w:rPr>
-        <w:t xml:space="preserve"> </w:t>
+        <w:t xml:space="preserve">concerning </w:t>
       </w:r>
       <w:r>
         <w:rPr>
@@ -8265,8 +8246,6 @@
         </w:rPr>
         <w:t xml:space="preserve">four cumulative conditions were fulfilled: </w:t>
       </w:r>
-      <w:commentRangeStart w:id="10"/>
-      <w:commentRangeStart w:id="11"/>
       <w:r>
         <w:rPr>
           <w:rFonts w:eastAsia="Times New Roman" w:cs="Calibri"/>
@@ -8335,65 +8314,97 @@
           <w:lang w:eastAsia="de-DE"/>
           <w14:ligatures w14:val="none"/>
         </w:rPr>
+        <w:t xml:space="preserve"> AND the specific</w:t>
+      </w:r>
+      <w:r>
+        <w:rPr>
+          <w:rFonts w:eastAsia="Times New Roman" w:cs="Calibri"/>
+          <w:color w:val="000000" w:themeColor="text1"/>
+          <w:kern w:val="0"/>
+          <w:lang w:eastAsia="de-DE"/>
+          <w14:ligatures w14:val="none"/>
+        </w:rPr>
+        <w:t xml:space="preserve"> primary outcome</w:t>
+      </w:r>
+      <w:r>
+        <w:rPr>
+          <w:rFonts w:eastAsia="Times New Roman" w:cs="Calibri"/>
+          <w:color w:val="000000" w:themeColor="text1"/>
+          <w:kern w:val="0"/>
+          <w:lang w:eastAsia="de-DE"/>
+          <w14:ligatures w14:val="none"/>
+        </w:rPr>
+        <w:t>(s) was(were) reported</w:t>
+      </w:r>
+      <w:r>
+        <w:rPr>
+          <w:rFonts w:eastAsia="Times New Roman" w:cs="Calibri"/>
+          <w:color w:val="000000" w:themeColor="text1"/>
+          <w:kern w:val="0"/>
+          <w:lang w:eastAsia="de-DE"/>
+          <w14:ligatures w14:val="none"/>
+        </w:rPr>
         <w:t xml:space="preserve"> </w:t>
       </w:r>
-      <w:commentRangeEnd w:id="10"/>
-      <w:r>
-        <w:rPr>
-          <w:rStyle w:val="CommentReference"/>
-          <w:rFonts w:eastAsia="Times New Roman" w:cs="Calibri"/>
-          <w:color w:val="000000" w:themeColor="text1"/>
-          <w:kern w:val="0"/>
-          <w:sz w:val="22"/>
-          <w:szCs w:val="24"/>
-          <w:lang w:eastAsia="de-DE"/>
-          <w14:ligatures w14:val="none"/>
-        </w:rPr>
-        <w:commentReference w:id="10"/>
-      </w:r>
-      <w:commentRangeEnd w:id="11"/>
-      <w:r>
-        <w:rPr>
-          <w:rStyle w:val="CommentReference"/>
-          <w:rFonts w:eastAsia="Times New Roman" w:cs="Calibri"/>
-          <w:color w:val="000000" w:themeColor="text1"/>
-          <w:kern w:val="0"/>
-          <w:sz w:val="22"/>
-          <w:szCs w:val="24"/>
-          <w:lang w:eastAsia="de-DE"/>
-          <w14:ligatures w14:val="none"/>
-        </w:rPr>
-        <w:commentReference w:id="11"/>
-      </w:r>
-      <w:r>
-        <w:rPr>
-          <w:rFonts w:eastAsia="Times New Roman" w:cs="Calibri"/>
-          <w:color w:val="000000" w:themeColor="text1"/>
-          <w:kern w:val="0"/>
-          <w:lang w:eastAsia="de-DE"/>
-          <w14:ligatures w14:val="none"/>
-        </w:rPr>
-        <w:t>AND the specific</w:t>
-      </w:r>
-      <w:r>
-        <w:rPr>
-          <w:rFonts w:eastAsia="Times New Roman" w:cs="Calibri"/>
-          <w:color w:val="000000" w:themeColor="text1"/>
-          <w:kern w:val="0"/>
-          <w:lang w:eastAsia="de-DE"/>
-          <w14:ligatures w14:val="none"/>
-        </w:rPr>
-        <w:t xml:space="preserve"> primary outcome</w:t>
-      </w:r>
-      <w:r>
-        <w:rPr>
-          <w:rFonts w:eastAsia="Times New Roman" w:cs="Calibri"/>
-          <w:color w:val="000000" w:themeColor="text1"/>
-          <w:kern w:val="0"/>
-          <w:lang w:eastAsia="de-DE"/>
-          <w14:ligatures w14:val="none"/>
-        </w:rPr>
-        <w:t>(s) was(were) reported</w:t>
+      <w:r>
+        <w:rPr>
+          <w:rFonts w:eastAsia="Times New Roman" w:cs="Calibri"/>
+          <w:color w:val="000000" w:themeColor="text1"/>
+          <w:kern w:val="0"/>
+          <w:lang w:eastAsia="de-DE"/>
+          <w14:ligatures w14:val="none"/>
+        </w:rPr>
+        <w:t xml:space="preserve">AND </w:t>
+      </w:r>
+      <w:r>
+        <w:rPr>
+          <w:rFonts w:eastAsia="Times New Roman" w:cs="Calibri"/>
+          <w:color w:val="000000" w:themeColor="text1"/>
+          <w:kern w:val="0"/>
+          <w:lang w:eastAsia="de-DE"/>
+          <w14:ligatures w14:val="none"/>
+        </w:rPr>
+        <w:t>the</w:t>
+      </w:r>
+      <w:r>
+        <w:rPr>
+          <w:rFonts w:eastAsia="Times New Roman" w:cs="Calibri"/>
+          <w:color w:val="000000" w:themeColor="text1"/>
+          <w:kern w:val="0"/>
+          <w:lang w:eastAsia="de-DE"/>
+          <w14:ligatures w14:val="none"/>
+        </w:rPr>
+        <w:t xml:space="preserve"> calculation of the sample size </w:t>
+      </w:r>
+      <w:r>
+        <w:rPr>
+          <w:rFonts w:eastAsia="Times New Roman" w:cs="Calibri"/>
+          <w:color w:val="000000" w:themeColor="text1"/>
+          <w:kern w:val="0"/>
+          <w:lang w:eastAsia="de-DE"/>
+          <w14:ligatures w14:val="none"/>
+        </w:rPr>
+        <w:t xml:space="preserve">was </w:t>
+      </w:r>
+      <w:r>
+        <w:rPr>
+          <w:rFonts w:eastAsia="Times New Roman" w:cs="Calibri"/>
+          <w:color w:val="000000" w:themeColor="text1"/>
+          <w:kern w:val="0"/>
+          <w:lang w:eastAsia="de-DE"/>
+          <w14:ligatures w14:val="none"/>
+        </w:rPr>
+        <w:t xml:space="preserve">based on a clinically relevant effect AND </w:t>
+      </w:r>
+      <w:r>
+        <w:rPr>
+          <w:rFonts w:eastAsia="Times New Roman" w:cs="Calibri"/>
+          <w:color w:val="000000" w:themeColor="text1"/>
+          <w:kern w:val="0"/>
+          <w:lang w:eastAsia="de-DE"/>
+          <w14:ligatures w14:val="none"/>
+        </w:rPr>
+        <w:t>the</w:t>
       </w:r>
       <w:r>
         <w:rPr>
@@ -8408,68 +8419,58 @@
       <w:r>
         <w:rPr>
           <w:rFonts w:eastAsia="Times New Roman" w:cs="Calibri"/>
-          <w:color w:val="000000" w:themeColor="text1"/>
-          <w:kern w:val="0"/>
-          <w:lang w:eastAsia="de-DE"/>
-          <w14:ligatures w14:val="none"/>
-        </w:rPr>
-        <w:t xml:space="preserve">AND </w:t>
-      </w:r>
-      <w:r>
-        <w:rPr>
-          <w:rFonts w:eastAsia="Times New Roman" w:cs="Calibri"/>
-          <w:color w:val="000000" w:themeColor="text1"/>
-          <w:kern w:val="0"/>
-          <w:lang w:eastAsia="de-DE"/>
-          <w14:ligatures w14:val="none"/>
-        </w:rPr>
-        <w:t>the</w:t>
-      </w:r>
-      <w:r>
-        <w:rPr>
-          <w:rFonts w:eastAsia="Times New Roman" w:cs="Calibri"/>
-          <w:color w:val="000000" w:themeColor="text1"/>
-          <w:kern w:val="0"/>
-          <w:lang w:eastAsia="de-DE"/>
-          <w14:ligatures w14:val="none"/>
-        </w:rPr>
-        <w:t xml:space="preserve"> calculation of the sample size </w:t>
-      </w:r>
-      <w:r>
-        <w:rPr>
-          <w:rFonts w:eastAsia="Times New Roman" w:cs="Calibri"/>
-          <w:color w:val="000000" w:themeColor="text1"/>
-          <w:kern w:val="0"/>
-          <w:lang w:eastAsia="de-DE"/>
-          <w14:ligatures w14:val="none"/>
-        </w:rPr>
-        <w:t xml:space="preserve">was </w:t>
-      </w:r>
-      <w:r>
-        <w:rPr>
-          <w:rFonts w:eastAsia="Times New Roman" w:cs="Calibri"/>
-          <w:color w:val="000000" w:themeColor="text1"/>
-          <w:kern w:val="0"/>
-          <w:lang w:eastAsia="de-DE"/>
-          <w14:ligatures w14:val="none"/>
-        </w:rPr>
-        <w:t xml:space="preserve">based on a clinically relevant effect AND </w:t>
-      </w:r>
-      <w:r>
-        <w:rPr>
-          <w:rFonts w:eastAsia="Times New Roman" w:cs="Calibri"/>
-          <w:color w:val="000000" w:themeColor="text1"/>
-          <w:kern w:val="0"/>
-          <w:lang w:eastAsia="de-DE"/>
-          <w14:ligatures w14:val="none"/>
-        </w:rPr>
-        <w:t>the</w:t>
-      </w:r>
-      <w:r>
-        <w:rPr>
-          <w:rFonts w:eastAsia="Times New Roman" w:cs="Calibri"/>
-          <w:color w:val="000000" w:themeColor="text1"/>
-          <w:kern w:val="0"/>
+          <w:b/>
+          <w:bCs/>
+          <w:i/>
+          <w:iCs/>
+          <w:color w:val="000000" w:themeColor="text1"/>
+          <w:kern w:val="0"/>
+          <w:highlight w:val="yellow"/>
+          <w:lang w:eastAsia="de-DE"/>
+          <w14:ligatures w14:val="none"/>
+        </w:rPr>
+        <w:t>discussion of the</w:t>
+      </w:r>
+      <w:r>
+        <w:rPr>
+          <w:rFonts w:eastAsia="Times New Roman" w:cs="Calibri"/>
+          <w:b/>
+          <w:bCs/>
+          <w:i/>
+          <w:iCs/>
+          <w:color w:val="000000" w:themeColor="text1"/>
+          <w:kern w:val="0"/>
+          <w:highlight w:val="yellow"/>
+          <w:lang w:eastAsia="de-DE"/>
+          <w14:ligatures w14:val="none"/>
+        </w:rPr>
+        <w:t xml:space="preserve"> primary</w:t>
+      </w:r>
+      <w:r>
+        <w:rPr>
+          <w:rFonts w:eastAsia="Times New Roman" w:cs="Calibri"/>
+          <w:b/>
+          <w:bCs/>
+          <w:i/>
+          <w:iCs/>
+          <w:color w:val="000000" w:themeColor="text1"/>
+          <w:kern w:val="0"/>
+          <w:highlight w:val="yellow"/>
+          <w:lang w:eastAsia="de-DE"/>
+          <w14:ligatures w14:val="none"/>
+        </w:rPr>
+        <w:t xml:space="preserve"> results</w:t>
+      </w:r>
+      <w:r>
+        <w:rPr>
+          <w:rFonts w:eastAsia="Times New Roman" w:cs="Calibri"/>
+          <w:b/>
+          <w:bCs/>
+          <w:i/>
+          <w:iCs/>
+          <w:color w:val="000000" w:themeColor="text1"/>
+          <w:kern w:val="0"/>
+          <w:highlight w:val="yellow"/>
           <w:lang w:eastAsia="de-DE"/>
           <w14:ligatures w14:val="none"/>
         </w:rPr>
@@ -8488,236 +8489,23 @@
           <w:lang w:eastAsia="de-DE"/>
           <w14:ligatures w14:val="none"/>
         </w:rPr>
-        <w:t>discussion of the</w:t>
-      </w:r>
-      <w:r>
-        <w:rPr>
-          <w:rFonts w:eastAsia="Times New Roman" w:cs="Calibri"/>
-          <w:b/>
-          <w:bCs/>
-          <w:i/>
-          <w:iCs/>
-          <w:color w:val="000000" w:themeColor="text1"/>
-          <w:kern w:val="0"/>
-          <w:highlight w:val="yellow"/>
-          <w:lang w:eastAsia="de-DE"/>
-          <w14:ligatures w14:val="none"/>
-        </w:rPr>
-        <w:t xml:space="preserve"> primary</w:t>
-      </w:r>
-      <w:r>
-        <w:rPr>
-          <w:rFonts w:eastAsia="Times New Roman" w:cs="Calibri"/>
-          <w:b/>
-          <w:bCs/>
-          <w:i/>
-          <w:iCs/>
-          <w:color w:val="000000" w:themeColor="text1"/>
-          <w:kern w:val="0"/>
-          <w:highlight w:val="yellow"/>
-          <w:lang w:eastAsia="de-DE"/>
-          <w14:ligatures w14:val="none"/>
-        </w:rPr>
-        <w:t xml:space="preserve"> results</w:t>
-      </w:r>
-      <w:r>
-        <w:rPr>
-          <w:rFonts w:eastAsia="Times New Roman" w:cs="Calibri"/>
-          <w:b/>
-          <w:bCs/>
-          <w:i/>
-          <w:iCs/>
-          <w:color w:val="000000" w:themeColor="text1"/>
-          <w:kern w:val="0"/>
-          <w:highlight w:val="yellow"/>
-          <w:lang w:eastAsia="de-DE"/>
-          <w14:ligatures w14:val="none"/>
-        </w:rPr>
-        <w:t xml:space="preserve"> </w:t>
-      </w:r>
-      <w:r>
-        <w:rPr>
-          <w:rFonts w:eastAsia="Times New Roman" w:cs="Calibri"/>
-          <w:b/>
-          <w:bCs/>
-          <w:i/>
-          <w:iCs/>
-          <w:color w:val="000000" w:themeColor="text1"/>
-          <w:kern w:val="0"/>
-          <w:highlight w:val="yellow"/>
-          <w:lang w:eastAsia="de-DE"/>
-          <w14:ligatures w14:val="none"/>
-        </w:rPr>
         <w:t>integrated clinical relevance</w:t>
       </w:r>
-      <w:del w:id="12" w:author="fariba abbassi" w:date="2026-04-14T23:17:00Z" w16du:dateUtc="2026-04-14T21:17:00Z">
-        <w:r>
-          <w:rPr>
-            <w:rFonts w:eastAsia="Times New Roman" w:cs="Calibri"/>
-            <w:b/>
-            <w:bCs/>
-            <w:i/>
-            <w:iCs/>
-            <w:color w:val="000000" w:themeColor="text1"/>
-            <w:kern w:val="0"/>
-            <w:highlight w:val="yellow"/>
-            <w:lang w:eastAsia="de-DE"/>
-            <w14:ligatures w14:val="none"/>
-          </w:rPr>
-          <w:delText>.</w:delText>
-        </w:r>
-        <w:r>
-          <w:rPr>
-            <w:rFonts w:eastAsia="Times New Roman" w:cs="Calibri"/>
-            <w:b/>
-            <w:bCs/>
-            <w:i/>
-            <w:iCs/>
-            <w:color w:val="000000" w:themeColor="text1"/>
-            <w:kern w:val="0"/>
-            <w:lang w:eastAsia="de-DE"/>
-            <w14:ligatures w14:val="none"/>
-          </w:rPr>
-          <w:delText xml:space="preserve"> </w:delText>
-        </w:r>
-        <w:r>
-          <w:rPr>
-            <w:rFonts w:eastAsia="Times New Roman" w:cs="Calibri"/>
-            <w:b/>
-            <w:bCs/>
-            <w:i/>
-            <w:iCs/>
-            <w:color w:val="000000" w:themeColor="text1"/>
-            <w:kern w:val="0"/>
-            <w:highlight w:val="yellow"/>
-            <w:lang w:eastAsia="de-DE"/>
-            <w14:ligatures w14:val="none"/>
-          </w:rPr>
-          <w:delText>For each domain, trials were classified as “yes</w:delText>
-        </w:r>
-        <w:r>
-          <w:rPr>
-            <w:rFonts w:eastAsia="Times New Roman" w:cs="Calibri"/>
-            <w:b/>
-            <w:bCs/>
-            <w:i/>
-            <w:iCs/>
-            <w:color w:val="000000" w:themeColor="text1"/>
-            <w:kern w:val="0"/>
-            <w:highlight w:val="yellow"/>
-            <w:lang w:eastAsia="de-DE"/>
-            <w14:ligatures w14:val="none"/>
-          </w:rPr>
-          <w:delText>”,</w:delText>
-        </w:r>
-        <w:r>
-          <w:rPr>
-            <w:rFonts w:eastAsia="Times New Roman" w:cs="Calibri"/>
-            <w:b/>
-            <w:bCs/>
-            <w:i/>
-            <w:iCs/>
-            <w:color w:val="000000" w:themeColor="text1"/>
-            <w:kern w:val="0"/>
-            <w:highlight w:val="yellow"/>
-            <w:lang w:eastAsia="de-DE"/>
-            <w14:ligatures w14:val="none"/>
-          </w:rPr>
-          <w:delText xml:space="preserve"> “no”</w:delText>
-        </w:r>
-        <w:r>
-          <w:rPr>
-            <w:rFonts w:eastAsia="Times New Roman" w:cs="Calibri"/>
-            <w:b/>
-            <w:bCs/>
-            <w:i/>
-            <w:iCs/>
-            <w:color w:val="000000" w:themeColor="text1"/>
-            <w:kern w:val="0"/>
-            <w:highlight w:val="yellow"/>
-            <w:lang w:eastAsia="de-DE"/>
-            <w14:ligatures w14:val="none"/>
-          </w:rPr>
-          <w:delText xml:space="preserve">, </w:delText>
-        </w:r>
-        <w:r>
-          <w:rPr>
-            <w:rFonts w:eastAsia="Times New Roman" w:cs="Calibri"/>
-            <w:b/>
-            <w:bCs/>
-            <w:i/>
-            <w:iCs/>
-            <w:color w:val="000000" w:themeColor="text1"/>
-            <w:kern w:val="0"/>
-            <w:highlight w:val="yellow"/>
-            <w:lang w:eastAsia="de-DE"/>
-            <w14:ligatures w14:val="none"/>
-          </w:rPr>
-          <w:delText>“discordance</w:delText>
-        </w:r>
-        <w:r>
-          <w:rPr>
-            <w:rFonts w:eastAsia="Times New Roman" w:cs="Calibri"/>
-            <w:b/>
-            <w:bCs/>
-            <w:i/>
-            <w:iCs/>
-            <w:color w:val="000000" w:themeColor="text1"/>
-            <w:kern w:val="0"/>
-            <w:highlight w:val="yellow"/>
-            <w:lang w:eastAsia="de-DE"/>
-            <w14:ligatures w14:val="none"/>
-          </w:rPr>
-          <w:delText xml:space="preserve"> </w:delText>
-        </w:r>
-        <w:r>
-          <w:rPr>
-            <w:rFonts w:eastAsia="Times New Roman" w:cs="Calibri"/>
-            <w:b/>
-            <w:bCs/>
-            <w:i/>
-            <w:iCs/>
-            <w:color w:val="000000" w:themeColor="text1"/>
-            <w:kern w:val="0"/>
-            <w:highlight w:val="yellow"/>
-            <w:lang w:eastAsia="de-DE"/>
-            <w14:ligatures w14:val="none"/>
-          </w:rPr>
-          <w:delText>between pre-trial documentation and final publication</w:delText>
-        </w:r>
-        <w:r>
-          <w:rPr>
-            <w:rFonts w:eastAsia="Times New Roman" w:cs="Calibri"/>
-            <w:b/>
-            <w:bCs/>
-            <w:i/>
-            <w:iCs/>
-            <w:color w:val="000000" w:themeColor="text1"/>
-            <w:kern w:val="0"/>
-            <w:highlight w:val="yellow"/>
-            <w:lang w:eastAsia="de-DE"/>
-            <w14:ligatures w14:val="none"/>
-          </w:rPr>
-          <w:delText>” or “not available”.</w:delText>
-        </w:r>
-      </w:del>
-      <w:ins w:id="13" w:author="fariba abbassi" w:date="2026-04-14T23:17:00Z" w16du:dateUtc="2026-04-14T21:17:00Z">
-        <w:r>
-          <w:rPr>
-            <w:rFonts w:eastAsia="Times New Roman" w:cs="Calibri"/>
-            <w:b/>
-            <w:bCs/>
-            <w:i/>
-            <w:iCs/>
-            <w:color w:val="000000" w:themeColor="text1"/>
-            <w:kern w:val="0"/>
-            <w:highlight w:val="yellow"/>
-            <w:lang w:eastAsia="de-DE"/>
-            <w14:ligatures w14:val="none"/>
-          </w:rPr>
-          <w:t>.</w:t>
-        </w:r>
-      </w:ins>
+      <w:r>
+        <w:rPr>
+          <w:rFonts w:eastAsia="Times New Roman" w:cs="Calibri"/>
+          <w:b/>
+          <w:bCs/>
+          <w:i/>
+          <w:iCs/>
+          <w:color w:val="000000" w:themeColor="text1"/>
+          <w:kern w:val="0"/>
+          <w:highlight w:val="yellow"/>
+          <w:lang w:eastAsia="de-DE"/>
+          <w14:ligatures w14:val="none"/>
+        </w:rPr>
+        <w:t>.</w:t>
+      </w:r>
     </w:p>
     <w:p>
       <w:pPr>
@@ -8810,9 +8598,9 @@
         </w:rPr>
         <w:t xml:space="preserve"> clearly defined; trials with multiple primary endpoints without </w:t>
       </w:r>
-      <w:commentRangeStart w:id="14"/>
-      <w:commentRangeStart w:id="15"/>
-      <w:commentRangeStart w:id="16"/>
+      <w:commentRangeStart w:id="10"/>
+      <w:commentRangeStart w:id="11"/>
+      <w:commentRangeStart w:id="12"/>
       <w:r>
         <w:rPr>
           <w:rFonts w:eastAsia="Times New Roman" w:cs="Calibri"/>
@@ -8828,7 +8616,7 @@
         </w:rPr>
         <w:t xml:space="preserve">adjustment </w:t>
       </w:r>
-      <w:commentRangeEnd w:id="14"/>
+      <w:commentRangeEnd w:id="10"/>
       <w:r>
         <w:rPr>
           <w:rStyle w:val="CommentReference"/>
@@ -8845,9 +8633,9 @@
           <w:lang w:eastAsia="de-DE"/>
           <w14:ligatures w14:val="none"/>
         </w:rPr>
-        <w:commentReference w:id="14"/>
-      </w:r>
-      <w:commentRangeEnd w:id="15"/>
+        <w:commentReference w:id="10"/>
+      </w:r>
+      <w:commentRangeEnd w:id="11"/>
       <w:r>
         <w:rPr>
           <w:rStyle w:val="CommentReference"/>
@@ -8864,9 +8652,9 @@
           <w:lang w:eastAsia="de-DE"/>
           <w14:ligatures w14:val="none"/>
         </w:rPr>
-        <w:commentReference w:id="15"/>
-      </w:r>
-      <w:commentRangeEnd w:id="16"/>
+        <w:commentReference w:id="11"/>
+      </w:r>
+      <w:commentRangeEnd w:id="12"/>
       <w:r>
         <w:rPr>
           <w:rStyle w:val="CommentReference"/>
@@ -8883,7 +8671,7 @@
           <w:lang w:eastAsia="de-DE"/>
           <w14:ligatures w14:val="none"/>
         </w:rPr>
-        <w:commentReference w:id="16"/>
+        <w:commentReference w:id="12"/>
       </w:r>
       <w:r>
         <w:rPr>
@@ -9228,7 +9016,7 @@
           <w:lang w:eastAsia="de-DE"/>
           <w14:ligatures w14:val="none"/>
         </w:rPr>
-        <w:t xml:space="preserve">. Sample size calculations were deemed clinically relevant if based </w:t>
+        <w:t xml:space="preserve">. Sample size calculations were deemed clinically relevant if based on a minimal important difference (MID) or equivalent justification, rather than solely </w:t>
       </w:r>
       <w:r>
         <w:rPr>
@@ -9244,7 +9032,7 @@
           <w14:ligatures w14:val="none"/>
         </w:rPr>
         <w:lastRenderedPageBreak/>
-        <w:t xml:space="preserve">on a minimal important difference (MID) or equivalent justification, rather than solely statistical significance from prior studies. Finally, clinical relevance was considered addressed if authors interpreted results </w:t>
+        <w:t xml:space="preserve">statistical significance from prior studies. Finally, clinical relevance was considered addressed if authors interpreted results </w:t>
       </w:r>
       <w:r>
         <w:rPr>
@@ -9970,7 +9758,27 @@
           <w:iCs/>
           <w:highlight w:val="yellow"/>
         </w:rPr>
-        <w:t>argeted value of 171</w:t>
+        <w:t>argeted value of 1</w:t>
+      </w:r>
+      <w:r>
+        <w:rPr>
+          <w:b/>
+          <w:bCs/>
+          <w:i/>
+          <w:iCs/>
+          <w:highlight w:val="yellow"/>
+        </w:rPr>
+        <w:t>6</w:t>
+      </w:r>
+      <w:r>
+        <w:rPr>
+          <w:b/>
+          <w:bCs/>
+          <w:i/>
+          <w:iCs/>
+          <w:highlight w:val="yellow"/>
+        </w:rPr>
+        <w:t>1</w:t>
       </w:r>
       <w:r>
         <w:rPr>
@@ -11397,8 +11205,8 @@
           <w:color w:val="000000" w:themeColor="text1"/>
         </w:rPr>
       </w:pPr>
-      <w:commentRangeStart w:id="17"/>
-      <w:commentRangeStart w:id="18"/>
+      <w:commentRangeStart w:id="13"/>
+      <w:commentRangeStart w:id="14"/>
       <w:r>
         <w:rPr>
           <w:rFonts w:cs="Calibri"/>
@@ -11551,19 +11359,7 @@
           <w:color w:val="000000" w:themeColor="text1"/>
           <w:highlight w:val="yellow"/>
         </w:rPr>
-        <w:t xml:space="preserve"> </w:t>
-      </w:r>
-      <w:r>
-        <w:rPr>
-          <w:rFonts w:cs="Calibri"/>
-          <w:b/>
-          <w:bCs/>
-          <w:i/>
-          <w:iCs/>
-          <w:color w:val="000000" w:themeColor="text1"/>
-          <w:highlight w:val="yellow"/>
-        </w:rPr>
-        <w:t>Grading of Recommendations, Assessment, Development, and Evaluation</w:t>
+        <w:t xml:space="preserve"> Grading of Recommendations, Assessment, Development, and Evaluation</w:t>
       </w:r>
       <w:r>
         <w:rPr>
@@ -11953,19 +11749,7 @@
           <w:color w:val="000000" w:themeColor="text1"/>
           <w:highlight w:val="yellow"/>
         </w:rPr>
-        <w:t>f Reporting Trials</w:t>
-      </w:r>
-      <w:r>
-        <w:rPr>
-          <w:rFonts w:cs="Calibri"/>
-          <w:b/>
-          <w:bCs/>
-          <w:i/>
-          <w:iCs/>
-          <w:color w:val="000000" w:themeColor="text1"/>
-          <w:highlight w:val="yellow"/>
-        </w:rPr>
-        <w:t xml:space="preserve"> (</w:t>
+        <w:t>f Reporting Trials (</w:t>
       </w:r>
       <w:r>
         <w:rPr>
@@ -12515,7 +12299,7 @@
         </w:rPr>
         <w:t>.</w:t>
       </w:r>
-      <w:commentRangeEnd w:id="17"/>
+      <w:commentRangeEnd w:id="13"/>
       <w:r>
         <w:rPr>
           <w:rStyle w:val="CommentReference"/>
@@ -12528,9 +12312,9 @@
           <w:sz w:val="22"/>
           <w:szCs w:val="24"/>
         </w:rPr>
-        <w:commentReference w:id="17"/>
-      </w:r>
-      <w:commentRangeEnd w:id="18"/>
+        <w:commentReference w:id="13"/>
+      </w:r>
+      <w:commentRangeEnd w:id="14"/>
       <w:r>
         <w:rPr>
           <w:rStyle w:val="CommentReference"/>
@@ -12543,7 +12327,7 @@
           <w:sz w:val="22"/>
           <w:szCs w:val="24"/>
         </w:rPr>
-        <w:commentReference w:id="18"/>
+        <w:commentReference w:id="14"/>
       </w:r>
     </w:p>
     <w:p>
@@ -12561,7 +12345,7 @@
         <w:rPr>
           <w:color w:val="auto"/>
           <w:highlight w:val="yellow"/>
-          <w:rPrChange w:id="19" w:author="Joana Rodrigues Ribeiro" w:date="2026-04-15T07:09:00Z" w16du:dateUtc="2026-04-15T05:09:00Z">
+          <w:rPrChange w:id="15" w:author="Joana Rodrigues Ribeiro" w:date="2026-04-15T07:09:00Z" w16du:dateUtc="2026-04-15T05:09:00Z">
             <w:rPr>
               <w:highlight w:val="yellow"/>
             </w:rPr>
@@ -12585,7 +12369,7 @@
           <w:i/>
           <w:iCs/>
           <w:highlight w:val="yellow"/>
-          <w:rPrChange w:id="20" w:author="Joana Rodrigues Ribeiro" w:date="2026-04-15T07:09:00Z" w16du:dateUtc="2026-04-15T05:09:00Z">
+          <w:rPrChange w:id="16" w:author="Joana Rodrigues Ribeiro" w:date="2026-04-15T07:09:00Z" w16du:dateUtc="2026-04-15T05:09:00Z">
             <w:rPr>
               <w:rFonts w:eastAsia="Times New Roman" w:cs="Arial"/>
               <w:b/>
@@ -12598,6 +12382,102 @@
           </w:rPrChange>
         </w:rPr>
       </w:pPr>
+      <w:r>
+        <w:rPr>
+          <w:rFonts w:eastAsia="Times New Roman" w:cs="Arial"/>
+          <w:b/>
+          <w:bCs/>
+          <w:i/>
+          <w:iCs/>
+          <w:highlight w:val="yellow"/>
+          <w:bdr w:val="none" w:sz="0" w:space="0" w:color="auto" w:frame="1"/>
+          <w:rPrChange w:id="17" w:author="Joana Rodrigues Ribeiro" w:date="2026-04-15T07:09:00Z" w16du:dateUtc="2026-04-15T05:09:00Z">
+            <w:rPr>
+              <w:rFonts w:eastAsia="Times New Roman" w:cs="Arial"/>
+              <w:b/>
+              <w:bCs/>
+              <w:i/>
+              <w:iCs/>
+              <w:color w:val="0F4761" w:themeColor="accent1" w:themeShade="BF"/>
+              <w:highlight w:val="yellow"/>
+              <w:bdr w:val="none" w:sz="0" w:space="0" w:color="auto" w:frame="1"/>
+            </w:rPr>
+          </w:rPrChange>
+        </w:rPr>
+        <w:t>First, we developed a novel</w:t>
+      </w:r>
+      <w:r>
+        <w:rPr>
+          <w:rFonts w:eastAsia="Times New Roman" w:cs="Arial"/>
+          <w:b/>
+          <w:bCs/>
+          <w:i/>
+          <w:iCs/>
+          <w:highlight w:val="yellow"/>
+          <w:bdr w:val="none" w:sz="0" w:space="0" w:color="auto" w:frame="1"/>
+          <w:rPrChange w:id="18" w:author="Joana Rodrigues Ribeiro" w:date="2026-04-15T07:09:00Z" w16du:dateUtc="2026-04-15T05:09:00Z">
+            <w:rPr>
+              <w:rFonts w:eastAsia="Times New Roman" w:cs="Arial"/>
+              <w:b/>
+              <w:bCs/>
+              <w:i/>
+              <w:iCs/>
+              <w:color w:val="0F4761" w:themeColor="accent1" w:themeShade="BF"/>
+              <w:highlight w:val="yellow"/>
+              <w:bdr w:val="none" w:sz="0" w:space="0" w:color="auto" w:frame="1"/>
+            </w:rPr>
+          </w:rPrChange>
+        </w:rPr>
+        <w:t xml:space="preserve"> </w:t>
+      </w:r>
+      <w:r>
+        <w:rPr>
+          <w:rFonts w:eastAsia="Times New Roman" w:cs="Arial"/>
+          <w:b/>
+          <w:bCs/>
+          <w:i/>
+          <w:iCs/>
+          <w:highlight w:val="yellow"/>
+          <w:bdr w:val="none" w:sz="0" w:space="0" w:color="auto" w:frame="1"/>
+          <w:rPrChange w:id="19" w:author="Joana Rodrigues Ribeiro" w:date="2026-04-15T07:09:00Z" w16du:dateUtc="2026-04-15T05:09:00Z">
+            <w:rPr>
+              <w:rFonts w:eastAsia="Times New Roman" w:cs="Arial"/>
+              <w:b/>
+              <w:bCs/>
+              <w:i/>
+              <w:iCs/>
+              <w:color w:val="0F4761" w:themeColor="accent1" w:themeShade="BF"/>
+              <w:highlight w:val="yellow"/>
+              <w:bdr w:val="none" w:sz="0" w:space="0" w:color="auto" w:frame="1"/>
+            </w:rPr>
+          </w:rPrChange>
+        </w:rPr>
+        <w:t xml:space="preserve">tool </w:t>
+      </w:r>
+      <w:r>
+        <w:rPr>
+          <w:rFonts w:eastAsia="Times New Roman" w:cs="Arial"/>
+          <w:b/>
+          <w:bCs/>
+          <w:i/>
+          <w:iCs/>
+          <w:highlight w:val="yellow"/>
+          <w:bdr w:val="none" w:sz="0" w:space="0" w:color="auto" w:frame="1"/>
+          <w:rPrChange w:id="20" w:author="Joana Rodrigues Ribeiro" w:date="2026-04-15T07:09:00Z" w16du:dateUtc="2026-04-15T05:09:00Z">
+            <w:rPr>
+              <w:rFonts w:eastAsia="Times New Roman" w:cs="Arial"/>
+              <w:b/>
+              <w:bCs/>
+              <w:i/>
+              <w:iCs/>
+              <w:color w:val="0F4761" w:themeColor="accent1" w:themeShade="BF"/>
+              <w:highlight w:val="yellow"/>
+              <w:bdr w:val="none" w:sz="0" w:space="0" w:color="auto" w:frame="1"/>
+            </w:rPr>
+          </w:rPrChange>
+        </w:rPr>
+        <w:t xml:space="preserve">to assess the </w:t>
+      </w:r>
       <w:r>
         <w:rPr>
           <w:rFonts w:eastAsia="Times New Roman" w:cs="Arial"/>
@@ -12620,7 +12500,7 @@
             </w:rPr>
           </w:rPrChange>
         </w:rPr>
-        <w:t>First, we developed a novel</w:t>
+        <w:t>extent to which</w:t>
       </w:r>
       <w:r>
         <w:rPr>
@@ -12644,7 +12524,7 @@
             </w:rPr>
           </w:rPrChange>
         </w:rPr>
-        <w:t xml:space="preserve"> </w:t>
+        <w:t xml:space="preserve"> RCTs </w:t>
       </w:r>
       <w:r>
         <w:rPr>
@@ -12668,7 +12548,7 @@
             </w:rPr>
           </w:rPrChange>
         </w:rPr>
-        <w:t xml:space="preserve">tool </w:t>
+        <w:t>can address</w:t>
       </w:r>
       <w:r>
         <w:rPr>
@@ -12692,7 +12572,7 @@
             </w:rPr>
           </w:rPrChange>
         </w:rPr>
-        <w:t xml:space="preserve">to assess the </w:t>
+        <w:t xml:space="preserve"> clinical practice, </w:t>
       </w:r>
       <w:r>
         <w:rPr>
@@ -12716,7 +12596,7 @@
             </w:rPr>
           </w:rPrChange>
         </w:rPr>
-        <w:t>extent to which</w:t>
+        <w:t>a dimension which</w:t>
       </w:r>
       <w:r>
         <w:rPr>
@@ -12740,7 +12620,7 @@
             </w:rPr>
           </w:rPrChange>
         </w:rPr>
-        <w:t xml:space="preserve"> RCTs </w:t>
+        <w:t xml:space="preserve"> not currently </w:t>
       </w:r>
       <w:r>
         <w:rPr>
@@ -12764,7 +12644,7 @@
             </w:rPr>
           </w:rPrChange>
         </w:rPr>
-        <w:t>can address</w:t>
+        <w:t xml:space="preserve">captures by existing </w:t>
       </w:r>
       <w:r>
         <w:rPr>
@@ -12788,32 +12668,9 @@
             </w:rPr>
           </w:rPrChange>
         </w:rPr>
-        <w:t xml:space="preserve"> clinical practice, </w:t>
-      </w:r>
-      <w:r>
-        <w:rPr>
-          <w:rFonts w:eastAsia="Times New Roman" w:cs="Arial"/>
-          <w:b/>
-          <w:bCs/>
-          <w:i/>
-          <w:iCs/>
-          <w:highlight w:val="yellow"/>
-          <w:bdr w:val="none" w:sz="0" w:space="0" w:color="auto" w:frame="1"/>
-          <w:rPrChange w:id="29" w:author="Joana Rodrigues Ribeiro" w:date="2026-04-15T07:09:00Z" w16du:dateUtc="2026-04-15T05:09:00Z">
-            <w:rPr>
-              <w:rFonts w:eastAsia="Times New Roman" w:cs="Arial"/>
-              <w:b/>
-              <w:bCs/>
-              <w:i/>
-              <w:iCs/>
-              <w:color w:val="0F4761" w:themeColor="accent1" w:themeShade="BF"/>
-              <w:highlight w:val="yellow"/>
-              <w:bdr w:val="none" w:sz="0" w:space="0" w:color="auto" w:frame="1"/>
-            </w:rPr>
-          </w:rPrChange>
-        </w:rPr>
-        <w:t>a dimension which</w:t>
-      </w:r>
+        <w:t>tools to assess risk of bias and quality of reporting</w:t>
+      </w:r>
+      <w:commentRangeStart w:id="29"/>
       <w:r>
         <w:rPr>
           <w:rFonts w:eastAsia="Times New Roman" w:cs="Arial"/>
@@ -12836,95 +12693,22 @@
             </w:rPr>
           </w:rPrChange>
         </w:rPr>
-        <w:t xml:space="preserve"> not currently </w:t>
-      </w:r>
-      <w:r>
-        <w:rPr>
+        <w:t>.</w:t>
+      </w:r>
+      <w:commentRangeEnd w:id="29"/>
+      <w:r>
+        <w:rPr>
+          <w:rStyle w:val="CommentReference"/>
           <w:rFonts w:eastAsia="Times New Roman" w:cs="Arial"/>
           <w:b/>
           <w:bCs/>
           <w:i/>
           <w:iCs/>
+          <w:sz w:val="22"/>
+          <w:szCs w:val="24"/>
           <w:highlight w:val="yellow"/>
           <w:bdr w:val="none" w:sz="0" w:space="0" w:color="auto" w:frame="1"/>
           <w:rPrChange w:id="31" w:author="Joana Rodrigues Ribeiro" w:date="2026-04-15T07:09:00Z" w16du:dateUtc="2026-04-15T05:09:00Z">
-            <w:rPr>
-              <w:rFonts w:eastAsia="Times New Roman" w:cs="Arial"/>
-              <w:b/>
-              <w:bCs/>
-              <w:i/>
-              <w:iCs/>
-              <w:color w:val="0F4761" w:themeColor="accent1" w:themeShade="BF"/>
-              <w:highlight w:val="yellow"/>
-              <w:bdr w:val="none" w:sz="0" w:space="0" w:color="auto" w:frame="1"/>
-            </w:rPr>
-          </w:rPrChange>
-        </w:rPr>
-        <w:t xml:space="preserve">captures by existing </w:t>
-      </w:r>
-      <w:r>
-        <w:rPr>
-          <w:rFonts w:eastAsia="Times New Roman" w:cs="Arial"/>
-          <w:b/>
-          <w:bCs/>
-          <w:i/>
-          <w:iCs/>
-          <w:highlight w:val="yellow"/>
-          <w:bdr w:val="none" w:sz="0" w:space="0" w:color="auto" w:frame="1"/>
-          <w:rPrChange w:id="32" w:author="Joana Rodrigues Ribeiro" w:date="2026-04-15T07:09:00Z" w16du:dateUtc="2026-04-15T05:09:00Z">
-            <w:rPr>
-              <w:rFonts w:eastAsia="Times New Roman" w:cs="Arial"/>
-              <w:b/>
-              <w:bCs/>
-              <w:i/>
-              <w:iCs/>
-              <w:color w:val="0F4761" w:themeColor="accent1" w:themeShade="BF"/>
-              <w:highlight w:val="yellow"/>
-              <w:bdr w:val="none" w:sz="0" w:space="0" w:color="auto" w:frame="1"/>
-            </w:rPr>
-          </w:rPrChange>
-        </w:rPr>
-        <w:t>tools to assess risk of bias and quality of reporting</w:t>
-      </w:r>
-      <w:commentRangeStart w:id="33"/>
-      <w:r>
-        <w:rPr>
-          <w:rFonts w:eastAsia="Times New Roman" w:cs="Arial"/>
-          <w:b/>
-          <w:bCs/>
-          <w:i/>
-          <w:iCs/>
-          <w:highlight w:val="yellow"/>
-          <w:bdr w:val="none" w:sz="0" w:space="0" w:color="auto" w:frame="1"/>
-          <w:rPrChange w:id="34" w:author="Joana Rodrigues Ribeiro" w:date="2026-04-15T07:09:00Z" w16du:dateUtc="2026-04-15T05:09:00Z">
-            <w:rPr>
-              <w:rFonts w:eastAsia="Times New Roman" w:cs="Arial"/>
-              <w:b/>
-              <w:bCs/>
-              <w:i/>
-              <w:iCs/>
-              <w:color w:val="0F4761" w:themeColor="accent1" w:themeShade="BF"/>
-              <w:highlight w:val="yellow"/>
-              <w:bdr w:val="none" w:sz="0" w:space="0" w:color="auto" w:frame="1"/>
-            </w:rPr>
-          </w:rPrChange>
-        </w:rPr>
-        <w:t>.</w:t>
-      </w:r>
-      <w:commentRangeEnd w:id="33"/>
-      <w:r>
-        <w:rPr>
-          <w:rStyle w:val="CommentReference"/>
-          <w:rFonts w:eastAsia="Times New Roman" w:cs="Arial"/>
-          <w:b/>
-          <w:bCs/>
-          <w:i/>
-          <w:iCs/>
-          <w:sz w:val="22"/>
-          <w:szCs w:val="24"/>
-          <w:highlight w:val="yellow"/>
-          <w:bdr w:val="none" w:sz="0" w:space="0" w:color="auto" w:frame="1"/>
-          <w:rPrChange w:id="35" w:author="Joana Rodrigues Ribeiro" w:date="2026-04-15T07:09:00Z" w16du:dateUtc="2026-04-15T05:09:00Z">
             <w:rPr>
               <w:rStyle w:val="CommentReference"/>
               <w:rFonts w:eastAsia="Times New Roman" w:cs="Arial"/>
@@ -12940,7 +12724,7 @@
             </w:rPr>
           </w:rPrChange>
         </w:rPr>
-        <w:commentReference w:id="33"/>
+        <w:commentReference w:id="29"/>
       </w:r>
       <w:r>
         <w:rPr>
@@ -12951,7 +12735,7 @@
           <w:iCs/>
           <w:highlight w:val="yellow"/>
           <w:bdr w:val="none" w:sz="0" w:space="0" w:color="auto" w:frame="1"/>
-          <w:rPrChange w:id="36" w:author="Joana Rodrigues Ribeiro" w:date="2026-04-15T07:09:00Z" w16du:dateUtc="2026-04-15T05:09:00Z">
+          <w:rPrChange w:id="32" w:author="Joana Rodrigues Ribeiro" w:date="2026-04-15T07:09:00Z" w16du:dateUtc="2026-04-15T05:09:00Z">
             <w:rPr>
               <w:rFonts w:eastAsia="Times New Roman" w:cs="Arial"/>
               <w:b/>
@@ -12975,7 +12759,7 @@
           <w:iCs/>
           <w:highlight w:val="yellow"/>
           <w:bdr w:val="none" w:sz="0" w:space="0" w:color="auto" w:frame="1"/>
-          <w:rPrChange w:id="37" w:author="Joana Rodrigues Ribeiro" w:date="2026-04-15T07:09:00Z" w16du:dateUtc="2026-04-15T05:09:00Z">
+          <w:rPrChange w:id="33" w:author="Joana Rodrigues Ribeiro" w:date="2026-04-15T07:09:00Z" w16du:dateUtc="2026-04-15T05:09:00Z">
             <w:rPr>
               <w:rFonts w:eastAsia="Times New Roman" w:cs="Arial"/>
               <w:b/>
@@ -12989,6 +12773,98 @@
           </w:rPrChange>
         </w:rPr>
         <w:t>O</w:t>
+      </w:r>
+      <w:r>
+        <w:rPr>
+          <w:rFonts w:eastAsia="Times New Roman" w:cs="Arial"/>
+          <w:b/>
+          <w:bCs/>
+          <w:i/>
+          <w:iCs/>
+          <w:highlight w:val="yellow"/>
+          <w:bdr w:val="none" w:sz="0" w:space="0" w:color="auto" w:frame="1"/>
+          <w:rPrChange w:id="34" w:author="Joana Rodrigues Ribeiro" w:date="2026-04-15T07:09:00Z" w16du:dateUtc="2026-04-15T05:09:00Z">
+            <w:rPr>
+              <w:rFonts w:eastAsia="Times New Roman" w:cs="Arial"/>
+              <w:b/>
+              <w:bCs/>
+              <w:i/>
+              <w:iCs/>
+              <w:color w:val="0F4761" w:themeColor="accent1" w:themeShade="BF"/>
+              <w:highlight w:val="yellow"/>
+              <w:bdr w:val="none" w:sz="0" w:space="0" w:color="auto" w:frame="1"/>
+            </w:rPr>
+          </w:rPrChange>
+        </w:rPr>
+        <w:t>ur four-domain assessment focuses on the potential clinical applicability.</w:t>
+      </w:r>
+      <w:r>
+        <w:rPr>
+          <w:rFonts w:eastAsia="Times New Roman" w:cs="Arial"/>
+          <w:b/>
+          <w:bCs/>
+          <w:i/>
+          <w:iCs/>
+          <w:highlight w:val="yellow"/>
+          <w:bdr w:val="none" w:sz="0" w:space="0" w:color="auto" w:frame="1"/>
+          <w:rPrChange w:id="35" w:author="Joana Rodrigues Ribeiro" w:date="2026-04-15T07:09:00Z" w16du:dateUtc="2026-04-15T05:09:00Z">
+            <w:rPr>
+              <w:rFonts w:eastAsia="Times New Roman" w:cs="Arial"/>
+              <w:b/>
+              <w:bCs/>
+              <w:i/>
+              <w:iCs/>
+              <w:color w:val="0F4761" w:themeColor="accent1" w:themeShade="BF"/>
+              <w:highlight w:val="yellow"/>
+              <w:bdr w:val="none" w:sz="0" w:space="0" w:color="auto" w:frame="1"/>
+            </w:rPr>
+          </w:rPrChange>
+        </w:rPr>
+        <w:t xml:space="preserve"> </w:t>
+      </w:r>
+      <w:r>
+        <w:rPr>
+          <w:rFonts w:eastAsia="Times New Roman" w:cs="Arial"/>
+          <w:b/>
+          <w:bCs/>
+          <w:i/>
+          <w:iCs/>
+          <w:highlight w:val="yellow"/>
+          <w:rPrChange w:id="36" w:author="Joana Rodrigues Ribeiro" w:date="2026-04-15T07:09:00Z" w16du:dateUtc="2026-04-15T05:09:00Z">
+            <w:rPr>
+              <w:rFonts w:eastAsia="Times New Roman" w:cs="Arial"/>
+              <w:b/>
+              <w:bCs/>
+              <w:i/>
+              <w:iCs/>
+              <w:color w:val="0F4761" w:themeColor="accent1" w:themeShade="BF"/>
+              <w:highlight w:val="yellow"/>
+            </w:rPr>
+          </w:rPrChange>
+        </w:rPr>
+        <w:t xml:space="preserve">Our tool </w:t>
+      </w:r>
+      <w:r>
+        <w:rPr>
+          <w:rFonts w:eastAsia="Times New Roman" w:cs="Arial"/>
+          <w:b/>
+          <w:bCs/>
+          <w:i/>
+          <w:iCs/>
+          <w:highlight w:val="yellow"/>
+          <w:rPrChange w:id="37" w:author="Joana Rodrigues Ribeiro" w:date="2026-04-15T07:09:00Z" w16du:dateUtc="2026-04-15T05:09:00Z">
+            <w:rPr>
+              <w:rFonts w:eastAsia="Times New Roman" w:cs="Arial"/>
+              <w:b/>
+              <w:bCs/>
+              <w:i/>
+              <w:iCs/>
+              <w:color w:val="0F4761" w:themeColor="accent1" w:themeShade="BF"/>
+              <w:highlight w:val="yellow"/>
+            </w:rPr>
+          </w:rPrChange>
+        </w:rPr>
+        <w:t>addresses</w:t>
       </w:r>
       <w:r>
         <w:rPr>
@@ -13012,7 +12888,7 @@
             </w:rPr>
           </w:rPrChange>
         </w:rPr>
-        <w:t>ur four-domain assessment focuses on the potential clinical applicability.</w:t>
+        <w:t xml:space="preserve"> a gap in </w:t>
       </w:r>
       <w:r>
         <w:rPr>
@@ -13036,7 +12912,7 @@
             </w:rPr>
           </w:rPrChange>
         </w:rPr>
-        <w:t xml:space="preserve"> </w:t>
+        <w:t xml:space="preserve">medical meta-research, where </w:t>
       </w:r>
       <w:r>
         <w:rPr>
@@ -13046,6 +12922,7 @@
           <w:i/>
           <w:iCs/>
           <w:highlight w:val="yellow"/>
+          <w:bdr w:val="none" w:sz="0" w:space="0" w:color="auto" w:frame="1"/>
           <w:rPrChange w:id="40" w:author="Joana Rodrigues Ribeiro" w:date="2026-04-15T07:09:00Z" w16du:dateUtc="2026-04-15T05:09:00Z">
             <w:rPr>
               <w:rFonts w:eastAsia="Times New Roman" w:cs="Arial"/>
@@ -13055,10 +12932,11 @@
               <w:iCs/>
               <w:color w:val="0F4761" w:themeColor="accent1" w:themeShade="BF"/>
               <w:highlight w:val="yellow"/>
+              <w:bdr w:val="none" w:sz="0" w:space="0" w:color="auto" w:frame="1"/>
             </w:rPr>
           </w:rPrChange>
         </w:rPr>
-        <w:t xml:space="preserve">Our tool </w:t>
+        <w:t>standardized assessments are</w:t>
       </w:r>
       <w:r>
         <w:rPr>
@@ -13068,6 +12946,7 @@
           <w:i/>
           <w:iCs/>
           <w:highlight w:val="yellow"/>
+          <w:bdr w:val="none" w:sz="0" w:space="0" w:color="auto" w:frame="1"/>
           <w:rPrChange w:id="41" w:author="Joana Rodrigues Ribeiro" w:date="2026-04-15T07:09:00Z" w16du:dateUtc="2026-04-15T05:09:00Z">
             <w:rPr>
               <w:rFonts w:eastAsia="Times New Roman" w:cs="Arial"/>
@@ -13077,10 +12956,11 @@
               <w:iCs/>
               <w:color w:val="0F4761" w:themeColor="accent1" w:themeShade="BF"/>
               <w:highlight w:val="yellow"/>
+              <w:bdr w:val="none" w:sz="0" w:space="0" w:color="auto" w:frame="1"/>
             </w:rPr>
           </w:rPrChange>
         </w:rPr>
-        <w:t>addresses</w:t>
+        <w:t xml:space="preserve"> currently </w:t>
       </w:r>
       <w:r>
         <w:rPr>
@@ -13104,7 +12984,7 @@
             </w:rPr>
           </w:rPrChange>
         </w:rPr>
-        <w:t xml:space="preserve"> a gap in </w:t>
+        <w:t>limited to internal validity</w:t>
       </w:r>
       <w:r>
         <w:rPr>
@@ -13128,7 +13008,7 @@
             </w:rPr>
           </w:rPrChange>
         </w:rPr>
-        <w:t xml:space="preserve">medical meta-research, where </w:t>
+        <w:t>,</w:t>
       </w:r>
       <w:r>
         <w:rPr>
@@ -13152,7 +13032,7 @@
             </w:rPr>
           </w:rPrChange>
         </w:rPr>
-        <w:t>standardized assessments are</w:t>
+        <w:t xml:space="preserve"> </w:t>
       </w:r>
       <w:r>
         <w:rPr>
@@ -13176,7 +13056,7 @@
             </w:rPr>
           </w:rPrChange>
         </w:rPr>
-        <w:t xml:space="preserve"> currently </w:t>
+        <w:t>certainty of evidence</w:t>
       </w:r>
       <w:r>
         <w:rPr>
@@ -13200,7 +13080,7 @@
             </w:rPr>
           </w:rPrChange>
         </w:rPr>
-        <w:t>limited to internal validity</w:t>
+        <w:t xml:space="preserve"> and quality of reporting</w:t>
       </w:r>
       <w:r>
         <w:rPr>
@@ -13224,7 +13104,7 @@
             </w:rPr>
           </w:rPrChange>
         </w:rPr>
-        <w:t>,</w:t>
+        <w:t>.</w:t>
       </w:r>
       <w:r>
         <w:rPr>
@@ -13258,7 +13138,6 @@
           <w:i/>
           <w:iCs/>
           <w:highlight w:val="yellow"/>
-          <w:bdr w:val="none" w:sz="0" w:space="0" w:color="auto" w:frame="1"/>
           <w:rPrChange w:id="49" w:author="Joana Rodrigues Ribeiro" w:date="2026-04-15T07:09:00Z" w16du:dateUtc="2026-04-15T05:09:00Z">
             <w:rPr>
               <w:rFonts w:eastAsia="Times New Roman" w:cs="Arial"/>
@@ -13268,11 +13147,10 @@
               <w:iCs/>
               <w:color w:val="0F4761" w:themeColor="accent1" w:themeShade="BF"/>
               <w:highlight w:val="yellow"/>
-              <w:bdr w:val="none" w:sz="0" w:space="0" w:color="auto" w:frame="1"/>
             </w:rPr>
           </w:rPrChange>
         </w:rPr>
-        <w:t>certainty of evidence</w:t>
+        <w:t>Second</w:t>
       </w:r>
       <w:r>
         <w:rPr>
@@ -13296,7 +13174,7 @@
             </w:rPr>
           </w:rPrChange>
         </w:rPr>
-        <w:t xml:space="preserve"> and quality of reporting</w:t>
+        <w:t xml:space="preserve">, we </w:t>
       </w:r>
       <w:r>
         <w:rPr>
@@ -13320,7 +13198,7 @@
             </w:rPr>
           </w:rPrChange>
         </w:rPr>
-        <w:t>.</w:t>
+        <w:t xml:space="preserve">demonstrated the feasibility of our approach through a two-stage study. The pilot phase led to the development of </w:t>
       </w:r>
       <w:r>
         <w:rPr>
@@ -13330,8 +13208,96 @@
           <w:i/>
           <w:iCs/>
           <w:highlight w:val="yellow"/>
+          <w:rPrChange w:id="52" w:author="Joana Rodrigues Ribeiro" w:date="2026-04-15T07:09:00Z" w16du:dateUtc="2026-04-15T05:09:00Z">
+            <w:rPr>
+              <w:rFonts w:eastAsia="Times New Roman" w:cs="Arial"/>
+              <w:b/>
+              <w:bCs/>
+              <w:i/>
+              <w:iCs/>
+              <w:color w:val="0F4761" w:themeColor="accent1" w:themeShade="BF"/>
+              <w:highlight w:val="yellow"/>
+            </w:rPr>
+          </w:rPrChange>
+        </w:rPr>
+        <w:t>well</w:t>
+      </w:r>
+      <w:r>
+        <w:rPr>
+          <w:rFonts w:eastAsia="Times New Roman" w:cs="Arial"/>
+          <w:b/>
+          <w:bCs/>
+          <w:i/>
+          <w:iCs/>
+          <w:highlight w:val="yellow"/>
+          <w:rPrChange w:id="53" w:author="Joana Rodrigues Ribeiro" w:date="2026-04-15T07:09:00Z" w16du:dateUtc="2026-04-15T05:09:00Z">
+            <w:rPr>
+              <w:rFonts w:eastAsia="Times New Roman" w:cs="Arial"/>
+              <w:b/>
+              <w:bCs/>
+              <w:i/>
+              <w:iCs/>
+              <w:color w:val="0F4761" w:themeColor="accent1" w:themeShade="BF"/>
+              <w:highlight w:val="yellow"/>
+            </w:rPr>
+          </w:rPrChange>
+        </w:rPr>
+        <w:t>-</w:t>
+      </w:r>
+      <w:r>
+        <w:rPr>
+          <w:rFonts w:eastAsia="Times New Roman" w:cs="Arial"/>
+          <w:b/>
+          <w:bCs/>
+          <w:i/>
+          <w:iCs/>
+          <w:highlight w:val="yellow"/>
+          <w:rPrChange w:id="54" w:author="Joana Rodrigues Ribeiro" w:date="2026-04-15T07:09:00Z" w16du:dateUtc="2026-04-15T05:09:00Z">
+            <w:rPr>
+              <w:rFonts w:eastAsia="Times New Roman" w:cs="Arial"/>
+              <w:b/>
+              <w:bCs/>
+              <w:i/>
+              <w:iCs/>
+              <w:color w:val="0F4761" w:themeColor="accent1" w:themeShade="BF"/>
+              <w:highlight w:val="yellow"/>
+            </w:rPr>
+          </w:rPrChange>
+        </w:rPr>
+        <w:t xml:space="preserve">defined </w:t>
+      </w:r>
+      <w:r>
+        <w:rPr>
+          <w:rFonts w:eastAsia="Times New Roman" w:cs="Arial"/>
+          <w:b/>
+          <w:bCs/>
+          <w:i/>
+          <w:iCs/>
+          <w:highlight w:val="yellow"/>
+          <w:rPrChange w:id="55" w:author="Joana Rodrigues Ribeiro" w:date="2026-04-15T07:09:00Z" w16du:dateUtc="2026-04-15T05:09:00Z">
+            <w:rPr>
+              <w:rFonts w:eastAsia="Times New Roman" w:cs="Arial"/>
+              <w:b/>
+              <w:bCs/>
+              <w:i/>
+              <w:iCs/>
+              <w:color w:val="0F4761" w:themeColor="accent1" w:themeShade="BF"/>
+              <w:highlight w:val="yellow"/>
+            </w:rPr>
+          </w:rPrChange>
+        </w:rPr>
+        <w:t>criteria</w:t>
+      </w:r>
+      <w:r>
+        <w:rPr>
+          <w:rFonts w:eastAsia="Times New Roman" w:cs="Arial"/>
+          <w:b/>
+          <w:bCs/>
+          <w:i/>
+          <w:iCs/>
+          <w:highlight w:val="yellow"/>
           <w:bdr w:val="none" w:sz="0" w:space="0" w:color="auto" w:frame="1"/>
-          <w:rPrChange w:id="52" w:author="Joana Rodrigues Ribeiro" w:date="2026-04-15T07:09:00Z" w16du:dateUtc="2026-04-15T05:09:00Z">
+          <w:rPrChange w:id="56" w:author="Joana Rodrigues Ribeiro" w:date="2026-04-15T07:09:00Z" w16du:dateUtc="2026-04-15T05:09:00Z">
             <w:rPr>
               <w:rFonts w:eastAsia="Times New Roman" w:cs="Arial"/>
               <w:b/>
@@ -13344,7 +13310,7 @@
             </w:rPr>
           </w:rPrChange>
         </w:rPr>
-        <w:t xml:space="preserve"> </w:t>
+        <w:t>, that</w:t>
       </w:r>
       <w:r>
         <w:rPr>
@@ -13354,7 +13320,7 @@
           <w:i/>
           <w:iCs/>
           <w:highlight w:val="yellow"/>
-          <w:rPrChange w:id="53" w:author="Joana Rodrigues Ribeiro" w:date="2026-04-15T07:09:00Z" w16du:dateUtc="2026-04-15T05:09:00Z">
+          <w:rPrChange w:id="57" w:author="Joana Rodrigues Ribeiro" w:date="2026-04-15T07:09:00Z" w16du:dateUtc="2026-04-15T05:09:00Z">
             <w:rPr>
               <w:rFonts w:eastAsia="Times New Roman" w:cs="Arial"/>
               <w:b/>
@@ -13366,7 +13332,7 @@
             </w:rPr>
           </w:rPrChange>
         </w:rPr>
-        <w:t>Second</w:t>
+        <w:t xml:space="preserve"> we then applied in </w:t>
       </w:r>
       <w:r>
         <w:rPr>
@@ -13377,7 +13343,7 @@
           <w:iCs/>
           <w:highlight w:val="yellow"/>
           <w:bdr w:val="none" w:sz="0" w:space="0" w:color="auto" w:frame="1"/>
-          <w:rPrChange w:id="54" w:author="Joana Rodrigues Ribeiro" w:date="2026-04-15T07:09:00Z" w16du:dateUtc="2026-04-15T05:09:00Z">
+          <w:rPrChange w:id="58" w:author="Joana Rodrigues Ribeiro" w:date="2026-04-15T07:09:00Z" w16du:dateUtc="2026-04-15T05:09:00Z">
             <w:rPr>
               <w:rFonts w:eastAsia="Times New Roman" w:cs="Arial"/>
               <w:b/>
@@ -13390,7 +13356,7 @@
             </w:rPr>
           </w:rPrChange>
         </w:rPr>
-        <w:t xml:space="preserve">, we </w:t>
+        <w:t xml:space="preserve">the main phase to a sample of unselected </w:t>
       </w:r>
       <w:r>
         <w:rPr>
@@ -13401,7 +13367,7 @@
           <w:iCs/>
           <w:highlight w:val="yellow"/>
           <w:bdr w:val="none" w:sz="0" w:space="0" w:color="auto" w:frame="1"/>
-          <w:rPrChange w:id="55" w:author="Joana Rodrigues Ribeiro" w:date="2026-04-15T07:09:00Z" w16du:dateUtc="2026-04-15T05:09:00Z">
+          <w:rPrChange w:id="59" w:author="Joana Rodrigues Ribeiro" w:date="2026-04-15T07:09:00Z" w16du:dateUtc="2026-04-15T05:09:00Z">
             <w:rPr>
               <w:rFonts w:eastAsia="Times New Roman" w:cs="Arial"/>
               <w:b/>
@@ -13414,95 +13380,7 @@
             </w:rPr>
           </w:rPrChange>
         </w:rPr>
-        <w:t xml:space="preserve">demonstrated the feasibility of our approach through a two-stage study. The pilot phase led to the development of </w:t>
-      </w:r>
-      <w:r>
-        <w:rPr>
-          <w:rFonts w:eastAsia="Times New Roman" w:cs="Arial"/>
-          <w:b/>
-          <w:bCs/>
-          <w:i/>
-          <w:iCs/>
-          <w:highlight w:val="yellow"/>
-          <w:rPrChange w:id="56" w:author="Joana Rodrigues Ribeiro" w:date="2026-04-15T07:09:00Z" w16du:dateUtc="2026-04-15T05:09:00Z">
-            <w:rPr>
-              <w:rFonts w:eastAsia="Times New Roman" w:cs="Arial"/>
-              <w:b/>
-              <w:bCs/>
-              <w:i/>
-              <w:iCs/>
-              <w:color w:val="0F4761" w:themeColor="accent1" w:themeShade="BF"/>
-              <w:highlight w:val="yellow"/>
-            </w:rPr>
-          </w:rPrChange>
-        </w:rPr>
-        <w:t>well</w:t>
-      </w:r>
-      <w:r>
-        <w:rPr>
-          <w:rFonts w:eastAsia="Times New Roman" w:cs="Arial"/>
-          <w:b/>
-          <w:bCs/>
-          <w:i/>
-          <w:iCs/>
-          <w:highlight w:val="yellow"/>
-          <w:rPrChange w:id="57" w:author="Joana Rodrigues Ribeiro" w:date="2026-04-15T07:09:00Z" w16du:dateUtc="2026-04-15T05:09:00Z">
-            <w:rPr>
-              <w:rFonts w:eastAsia="Times New Roman" w:cs="Arial"/>
-              <w:b/>
-              <w:bCs/>
-              <w:i/>
-              <w:iCs/>
-              <w:color w:val="0F4761" w:themeColor="accent1" w:themeShade="BF"/>
-              <w:highlight w:val="yellow"/>
-            </w:rPr>
-          </w:rPrChange>
-        </w:rPr>
-        <w:t>-</w:t>
-      </w:r>
-      <w:r>
-        <w:rPr>
-          <w:rFonts w:eastAsia="Times New Roman" w:cs="Arial"/>
-          <w:b/>
-          <w:bCs/>
-          <w:i/>
-          <w:iCs/>
-          <w:highlight w:val="yellow"/>
-          <w:rPrChange w:id="58" w:author="Joana Rodrigues Ribeiro" w:date="2026-04-15T07:09:00Z" w16du:dateUtc="2026-04-15T05:09:00Z">
-            <w:rPr>
-              <w:rFonts w:eastAsia="Times New Roman" w:cs="Arial"/>
-              <w:b/>
-              <w:bCs/>
-              <w:i/>
-              <w:iCs/>
-              <w:color w:val="0F4761" w:themeColor="accent1" w:themeShade="BF"/>
-              <w:highlight w:val="yellow"/>
-            </w:rPr>
-          </w:rPrChange>
-        </w:rPr>
-        <w:t xml:space="preserve">defined </w:t>
-      </w:r>
-      <w:r>
-        <w:rPr>
-          <w:rFonts w:eastAsia="Times New Roman" w:cs="Arial"/>
-          <w:b/>
-          <w:bCs/>
-          <w:i/>
-          <w:iCs/>
-          <w:highlight w:val="yellow"/>
-          <w:rPrChange w:id="59" w:author="Joana Rodrigues Ribeiro" w:date="2026-04-15T07:09:00Z" w16du:dateUtc="2026-04-15T05:09:00Z">
-            <w:rPr>
-              <w:rFonts w:eastAsia="Times New Roman" w:cs="Arial"/>
-              <w:b/>
-              <w:bCs/>
-              <w:i/>
-              <w:iCs/>
-              <w:color w:val="0F4761" w:themeColor="accent1" w:themeShade="BF"/>
-              <w:highlight w:val="yellow"/>
-            </w:rPr>
-          </w:rPrChange>
-        </w:rPr>
-        <w:t>criteria</w:t>
+        <w:t>RCTs</w:t>
       </w:r>
       <w:r>
         <w:rPr>
@@ -13526,7 +13404,7 @@
             </w:rPr>
           </w:rPrChange>
         </w:rPr>
-        <w:t>, that</w:t>
+        <w:t xml:space="preserve"> </w:t>
       </w:r>
       <w:r>
         <w:rPr>
@@ -13536,30 +13414,8 @@
           <w:i/>
           <w:iCs/>
           <w:highlight w:val="yellow"/>
+          <w:bdr w:val="none" w:sz="0" w:space="0" w:color="auto" w:frame="1"/>
           <w:rPrChange w:id="61" w:author="Joana Rodrigues Ribeiro" w:date="2026-04-15T07:09:00Z" w16du:dateUtc="2026-04-15T05:09:00Z">
-            <w:rPr>
-              <w:rFonts w:eastAsia="Times New Roman" w:cs="Arial"/>
-              <w:b/>
-              <w:bCs/>
-              <w:i/>
-              <w:iCs/>
-              <w:color w:val="0F4761" w:themeColor="accent1" w:themeShade="BF"/>
-              <w:highlight w:val="yellow"/>
-            </w:rPr>
-          </w:rPrChange>
-        </w:rPr>
-        <w:t xml:space="preserve"> we then applied in </w:t>
-      </w:r>
-      <w:r>
-        <w:rPr>
-          <w:rFonts w:eastAsia="Times New Roman" w:cs="Arial"/>
-          <w:b/>
-          <w:bCs/>
-          <w:i/>
-          <w:iCs/>
-          <w:highlight w:val="yellow"/>
-          <w:bdr w:val="none" w:sz="0" w:space="0" w:color="auto" w:frame="1"/>
-          <w:rPrChange w:id="62" w:author="Joana Rodrigues Ribeiro" w:date="2026-04-15T07:09:00Z" w16du:dateUtc="2026-04-15T05:09:00Z">
             <w:rPr>
               <w:rFonts w:eastAsia="Times New Roman" w:cs="Arial"/>
               <w:b/>
@@ -13572,7 +13428,29 @@
             </w:rPr>
           </w:rPrChange>
         </w:rPr>
-        <w:t xml:space="preserve">the main phase to a sample of unselected </w:t>
+        <w:t xml:space="preserve">. </w:t>
+      </w:r>
+      <w:r>
+        <w:rPr>
+          <w:rFonts w:eastAsia="Times New Roman" w:cs="Arial"/>
+          <w:b/>
+          <w:bCs/>
+          <w:i/>
+          <w:iCs/>
+          <w:highlight w:val="yellow"/>
+          <w:rPrChange w:id="62" w:author="Joana Rodrigues Ribeiro" w:date="2026-04-15T07:09:00Z" w16du:dateUtc="2026-04-15T05:09:00Z">
+            <w:rPr>
+              <w:rFonts w:eastAsia="Times New Roman" w:cs="Arial"/>
+              <w:b/>
+              <w:bCs/>
+              <w:i/>
+              <w:iCs/>
+              <w:color w:val="0F4761" w:themeColor="accent1" w:themeShade="BF"/>
+              <w:highlight w:val="yellow"/>
+            </w:rPr>
+          </w:rPrChange>
+        </w:rPr>
+        <w:t>Third</w:t>
       </w:r>
       <w:r>
         <w:rPr>
@@ -13596,7 +13474,7 @@
             </w:rPr>
           </w:rPrChange>
         </w:rPr>
-        <w:t>RCTs</w:t>
+        <w:t xml:space="preserve">, </w:t>
       </w:r>
       <w:r>
         <w:rPr>
@@ -13620,7 +13498,7 @@
             </w:rPr>
           </w:rPrChange>
         </w:rPr>
-        <w:t xml:space="preserve"> </w:t>
+        <w:t xml:space="preserve">the structured </w:t>
       </w:r>
       <w:r>
         <w:rPr>
@@ -13630,8 +13508,30 @@
           <w:i/>
           <w:iCs/>
           <w:highlight w:val="yellow"/>
+          <w:rPrChange w:id="65" w:author="Joana Rodrigues Ribeiro" w:date="2026-04-15T07:09:00Z" w16du:dateUtc="2026-04-15T05:09:00Z">
+            <w:rPr>
+              <w:rFonts w:eastAsia="Times New Roman" w:cs="Arial"/>
+              <w:b/>
+              <w:bCs/>
+              <w:i/>
+              <w:iCs/>
+              <w:color w:val="0F4761" w:themeColor="accent1" w:themeShade="BF"/>
+              <w:highlight w:val="yellow"/>
+            </w:rPr>
+          </w:rPrChange>
+        </w:rPr>
+        <w:t xml:space="preserve">approach with two independent reviewers </w:t>
+      </w:r>
+      <w:r>
+        <w:rPr>
+          <w:rFonts w:eastAsia="Times New Roman" w:cs="Arial"/>
+          <w:b/>
+          <w:bCs/>
+          <w:i/>
+          <w:iCs/>
+          <w:highlight w:val="yellow"/>
           <w:bdr w:val="none" w:sz="0" w:space="0" w:color="auto" w:frame="1"/>
-          <w:rPrChange w:id="65" w:author="Joana Rodrigues Ribeiro" w:date="2026-04-15T07:09:00Z" w16du:dateUtc="2026-04-15T05:09:00Z">
+          <w:rPrChange w:id="66" w:author="Joana Rodrigues Ribeiro" w:date="2026-04-15T07:09:00Z" w16du:dateUtc="2026-04-15T05:09:00Z">
             <w:rPr>
               <w:rFonts w:eastAsia="Times New Roman" w:cs="Arial"/>
               <w:b/>
@@ -13644,29 +13544,7 @@
             </w:rPr>
           </w:rPrChange>
         </w:rPr>
-        <w:t xml:space="preserve">. </w:t>
-      </w:r>
-      <w:r>
-        <w:rPr>
-          <w:rFonts w:eastAsia="Times New Roman" w:cs="Arial"/>
-          <w:b/>
-          <w:bCs/>
-          <w:i/>
-          <w:iCs/>
-          <w:highlight w:val="yellow"/>
-          <w:rPrChange w:id="66" w:author="Joana Rodrigues Ribeiro" w:date="2026-04-15T07:09:00Z" w16du:dateUtc="2026-04-15T05:09:00Z">
-            <w:rPr>
-              <w:rFonts w:eastAsia="Times New Roman" w:cs="Arial"/>
-              <w:b/>
-              <w:bCs/>
-              <w:i/>
-              <w:iCs/>
-              <w:color w:val="0F4761" w:themeColor="accent1" w:themeShade="BF"/>
-              <w:highlight w:val="yellow"/>
-            </w:rPr>
-          </w:rPrChange>
-        </w:rPr>
-        <w:t>Third</w:t>
+        <w:t>and predefined criteria were designed to minimize</w:t>
       </w:r>
       <w:r>
         <w:rPr>
@@ -13690,7 +13568,7 @@
             </w:rPr>
           </w:rPrChange>
         </w:rPr>
-        <w:t xml:space="preserve">, </w:t>
+        <w:t xml:space="preserve"> </w:t>
       </w:r>
       <w:r>
         <w:rPr>
@@ -13714,7 +13592,7 @@
             </w:rPr>
           </w:rPrChange>
         </w:rPr>
-        <w:t xml:space="preserve">the structured </w:t>
+        <w:t>subjectivity, enhancing usability, reproducibility and transparency.</w:t>
       </w:r>
       <w:r>
         <w:rPr>
@@ -13724,6 +13602,7 @@
           <w:i/>
           <w:iCs/>
           <w:highlight w:val="yellow"/>
+          <w:bdr w:val="none" w:sz="0" w:space="0" w:color="auto" w:frame="1"/>
           <w:rPrChange w:id="69" w:author="Joana Rodrigues Ribeiro" w:date="2026-04-15T07:09:00Z" w16du:dateUtc="2026-04-15T05:09:00Z">
             <w:rPr>
               <w:rFonts w:eastAsia="Times New Roman" w:cs="Arial"/>
@@ -13733,10 +13612,11 @@
               <w:iCs/>
               <w:color w:val="0F4761" w:themeColor="accent1" w:themeShade="BF"/>
               <w:highlight w:val="yellow"/>
+              <w:bdr w:val="none" w:sz="0" w:space="0" w:color="auto" w:frame="1"/>
             </w:rPr>
           </w:rPrChange>
         </w:rPr>
-        <w:t xml:space="preserve">approach with two independent reviewers </w:t>
+        <w:t xml:space="preserve"> </w:t>
       </w:r>
       <w:r>
         <w:rPr>
@@ -13760,7 +13640,7 @@
             </w:rPr>
           </w:rPrChange>
         </w:rPr>
-        <w:t>and predefined criteria were designed to minimize</w:t>
+        <w:t>Finally, although developed in the surgical field, the framework is not specialty-specific and m</w:t>
       </w:r>
       <w:r>
         <w:rPr>
@@ -13784,7 +13664,7 @@
             </w:rPr>
           </w:rPrChange>
         </w:rPr>
-        <w:t xml:space="preserve"> </w:t>
+        <w:t>ay</w:t>
       </w:r>
       <w:r>
         <w:rPr>
@@ -13808,7 +13688,7 @@
             </w:rPr>
           </w:rPrChange>
         </w:rPr>
-        <w:t>subjectivity, enhancing usability, reproducibility and transparency.</w:t>
+        <w:t xml:space="preserve"> be applicable across other </w:t>
       </w:r>
       <w:r>
         <w:rPr>
@@ -13832,7 +13712,7 @@
             </w:rPr>
           </w:rPrChange>
         </w:rPr>
-        <w:t xml:space="preserve"> </w:t>
+        <w:t xml:space="preserve">medical </w:t>
       </w:r>
       <w:r>
         <w:rPr>
@@ -13856,7 +13736,7 @@
             </w:rPr>
           </w:rPrChange>
         </w:rPr>
-        <w:t>Finally, although developed in the surgical field, the framework is not specialty-specific and m</w:t>
+        <w:t>disciplines</w:t>
       </w:r>
       <w:r>
         <w:rPr>
@@ -13880,7 +13760,7 @@
             </w:rPr>
           </w:rPrChange>
         </w:rPr>
-        <w:t>ay</w:t>
+        <w:t>.</w:t>
       </w:r>
       <w:r>
         <w:rPr>
@@ -13904,7 +13784,7 @@
             </w:rPr>
           </w:rPrChange>
         </w:rPr>
-        <w:t xml:space="preserve"> be applicable across other </w:t>
+        <w:t xml:space="preserve"> External validation and larger and more diverse cohorts will be required to further establish its </w:t>
       </w:r>
       <w:r>
         <w:rPr>
@@ -13914,7 +13794,6 @@
           <w:i/>
           <w:iCs/>
           <w:highlight w:val="yellow"/>
-          <w:bdr w:val="none" w:sz="0" w:space="0" w:color="auto" w:frame="1"/>
           <w:rPrChange w:id="77" w:author="Joana Rodrigues Ribeiro" w:date="2026-04-15T07:09:00Z" w16du:dateUtc="2026-04-15T05:09:00Z">
             <w:rPr>
               <w:rFonts w:eastAsia="Times New Roman" w:cs="Arial"/>
@@ -13924,11 +13803,10 @@
               <w:iCs/>
               <w:color w:val="0F4761" w:themeColor="accent1" w:themeShade="BF"/>
               <w:highlight w:val="yellow"/>
-              <w:bdr w:val="none" w:sz="0" w:space="0" w:color="auto" w:frame="1"/>
             </w:rPr>
           </w:rPrChange>
         </w:rPr>
-        <w:t xml:space="preserve">medical </w:t>
+        <w:t>usability and informativeness</w:t>
       </w:r>
       <w:r>
         <w:rPr>
@@ -13952,100 +13830,6 @@
             </w:rPr>
           </w:rPrChange>
         </w:rPr>
-        <w:t>disciplines</w:t>
-      </w:r>
-      <w:r>
-        <w:rPr>
-          <w:rFonts w:eastAsia="Times New Roman" w:cs="Arial"/>
-          <w:b/>
-          <w:bCs/>
-          <w:i/>
-          <w:iCs/>
-          <w:highlight w:val="yellow"/>
-          <w:bdr w:val="none" w:sz="0" w:space="0" w:color="auto" w:frame="1"/>
-          <w:rPrChange w:id="79" w:author="Joana Rodrigues Ribeiro" w:date="2026-04-15T07:09:00Z" w16du:dateUtc="2026-04-15T05:09:00Z">
-            <w:rPr>
-              <w:rFonts w:eastAsia="Times New Roman" w:cs="Arial"/>
-              <w:b/>
-              <w:bCs/>
-              <w:i/>
-              <w:iCs/>
-              <w:color w:val="0F4761" w:themeColor="accent1" w:themeShade="BF"/>
-              <w:highlight w:val="yellow"/>
-              <w:bdr w:val="none" w:sz="0" w:space="0" w:color="auto" w:frame="1"/>
-            </w:rPr>
-          </w:rPrChange>
-        </w:rPr>
-        <w:t>.</w:t>
-      </w:r>
-      <w:r>
-        <w:rPr>
-          <w:rFonts w:eastAsia="Times New Roman" w:cs="Arial"/>
-          <w:b/>
-          <w:bCs/>
-          <w:i/>
-          <w:iCs/>
-          <w:highlight w:val="yellow"/>
-          <w:bdr w:val="none" w:sz="0" w:space="0" w:color="auto" w:frame="1"/>
-          <w:rPrChange w:id="80" w:author="Joana Rodrigues Ribeiro" w:date="2026-04-15T07:09:00Z" w16du:dateUtc="2026-04-15T05:09:00Z">
-            <w:rPr>
-              <w:rFonts w:eastAsia="Times New Roman" w:cs="Arial"/>
-              <w:b/>
-              <w:bCs/>
-              <w:i/>
-              <w:iCs/>
-              <w:color w:val="0F4761" w:themeColor="accent1" w:themeShade="BF"/>
-              <w:highlight w:val="yellow"/>
-              <w:bdr w:val="none" w:sz="0" w:space="0" w:color="auto" w:frame="1"/>
-            </w:rPr>
-          </w:rPrChange>
-        </w:rPr>
-        <w:t xml:space="preserve"> External validation and larger and more diverse cohorts will be required to further establish its </w:t>
-      </w:r>
-      <w:r>
-        <w:rPr>
-          <w:rFonts w:eastAsia="Times New Roman" w:cs="Arial"/>
-          <w:b/>
-          <w:bCs/>
-          <w:i/>
-          <w:iCs/>
-          <w:highlight w:val="yellow"/>
-          <w:rPrChange w:id="81" w:author="Joana Rodrigues Ribeiro" w:date="2026-04-15T07:09:00Z" w16du:dateUtc="2026-04-15T05:09:00Z">
-            <w:rPr>
-              <w:rFonts w:eastAsia="Times New Roman" w:cs="Arial"/>
-              <w:b/>
-              <w:bCs/>
-              <w:i/>
-              <w:iCs/>
-              <w:color w:val="0F4761" w:themeColor="accent1" w:themeShade="BF"/>
-              <w:highlight w:val="yellow"/>
-            </w:rPr>
-          </w:rPrChange>
-        </w:rPr>
-        <w:t>usability and informativeness</w:t>
-      </w:r>
-      <w:r>
-        <w:rPr>
-          <w:rFonts w:eastAsia="Times New Roman" w:cs="Arial"/>
-          <w:b/>
-          <w:bCs/>
-          <w:i/>
-          <w:iCs/>
-          <w:highlight w:val="yellow"/>
-          <w:bdr w:val="none" w:sz="0" w:space="0" w:color="auto" w:frame="1"/>
-          <w:rPrChange w:id="82" w:author="Joana Rodrigues Ribeiro" w:date="2026-04-15T07:09:00Z" w16du:dateUtc="2026-04-15T05:09:00Z">
-            <w:rPr>
-              <w:rFonts w:eastAsia="Times New Roman" w:cs="Arial"/>
-              <w:b/>
-              <w:bCs/>
-              <w:i/>
-              <w:iCs/>
-              <w:color w:val="0F4761" w:themeColor="accent1" w:themeShade="BF"/>
-              <w:highlight w:val="yellow"/>
-              <w:bdr w:val="none" w:sz="0" w:space="0" w:color="auto" w:frame="1"/>
-            </w:rPr>
-          </w:rPrChange>
-        </w:rPr>
         <w:t>.</w:t>
       </w:r>
     </w:p>
@@ -14054,7 +13838,7 @@
         <w:spacing w:before="0" w:after="160" w:line="480" w:lineRule="auto"/>
         <w:rPr>
           <w:rFonts w:cs="Calibri"/>
-          <w:rPrChange w:id="83" w:author="Joana Rodrigues Ribeiro" w:date="2026-04-15T07:09:00Z" w16du:dateUtc="2026-04-15T05:09:00Z">
+          <w:rPrChange w:id="79" w:author="Joana Rodrigues Ribeiro" w:date="2026-04-15T07:09:00Z" w16du:dateUtc="2026-04-15T05:09:00Z">
             <w:rPr>
               <w:rFonts w:cs="Calibri"/>
               <w:color w:val="000000" w:themeColor="text1"/>
@@ -14065,7 +13849,7 @@
       <w:r>
         <w:rPr>
           <w:rFonts w:cs="Calibri"/>
-          <w:rPrChange w:id="84" w:author="Joana Rodrigues Ribeiro" w:date="2026-04-15T07:09:00Z" w16du:dateUtc="2026-04-15T05:09:00Z">
+          <w:rPrChange w:id="80" w:author="Joana Rodrigues Ribeiro" w:date="2026-04-15T07:09:00Z" w16du:dateUtc="2026-04-15T05:09:00Z">
             <w:rPr>
               <w:rFonts w:cs="Calibri"/>
               <w:color w:val="000000" w:themeColor="text1"/>
@@ -14079,7 +13863,7 @@
           <w:rStyle w:val="Titre21Char"/>
           <w:color w:val="auto"/>
           <w:highlight w:val="yellow"/>
-          <w:rPrChange w:id="85" w:author="Joana Rodrigues Ribeiro" w:date="2026-04-15T07:09:00Z" w16du:dateUtc="2026-04-15T05:09:00Z">
+          <w:rPrChange w:id="81" w:author="Joana Rodrigues Ribeiro" w:date="2026-04-15T07:09:00Z" w16du:dateUtc="2026-04-15T05:09:00Z">
             <w:rPr>
               <w:rStyle w:val="Titre21Char"/>
               <w:highlight w:val="yellow"/>
@@ -16445,7 +16229,7 @@
       </w:r>
     </w:p>
   </w:comment>
-  <w:comment w:id="10" w:author="Joana Rodrigues Ribeiro" w:date="2026-04-04T09:21:00Z" w:initials="JRR">
+  <w:comment w:id="10" w:author="fariba abbassi" w:date="2026-04-14T23:18:00Z" w:initials="fa">
     <w:p>
       <w:r>
         <w:rPr>
@@ -16458,11 +16242,11 @@
           <w:sz w:val="20"/>
           <w:szCs w:val="20"/>
         </w:rPr>
-        <w:t>actually we had attributed the point if reported hypothesis and hypothesis guessed from tiral design  matched... so we were + restrictive. and did consider "not available" for criterium 2 the trials which did noterport. if we incorporate them it would be 5 out of 167.</w:t>
+        <w:t>what do you mean by this?</w:t>
       </w:r>
     </w:p>
   </w:comment>
-  <w:comment w:id="11" w:author="Joana Rodrigues Ribeiro" w:date="2026-04-15T07:04:00Z" w:initials="JRR">
+  <w:comment w:id="11" w:author="Joana Rodrigues Ribeiro" w:date="2026-04-15T07:05:00Z" w:initials="JRR">
     <w:p>
       <w:r>
         <w:rPr>
@@ -16475,30 +16259,45 @@
           <w:sz w:val="20"/>
           <w:szCs w:val="20"/>
         </w:rPr>
-        <w:t>I mean that we said that for (2) the trial hypothesis had to be reported, or aligned with the design. But aligned with means that there is a reference, right?</w:t>
+        <w:t>multiplicity adjusgtmenrt. With Bonferroni/ Holmes/ Hommel/ Hochberg/ ... proceures. you know, if you have more than 1 primary endpoint you need to adjust p-values.</w:t>
       </w:r>
     </w:p>
-    <w:p/>
+  </w:comment>
+  <w:comment w:id="12" w:author="Joana Rodrigues Ribeiro" w:date="2026-04-15T07:07:00Z" w:initials="JRR">
     <w:p>
+      <w:r>
+        <w:rPr>
+          <w:rStyle w:val="CommentReference"/>
+        </w:rPr>
+        <w:annotationRef/>
+      </w:r>
       <w:r>
         <w:rPr>
           <w:sz w:val="20"/>
           <w:szCs w:val="20"/>
         </w:rPr>
-        <w:t xml:space="preserve"> Now, we defined the "hypothesis corresponding to the design" (if t-tests or sample size based on a delta -&gt; superiority). But to judge if the "hypothesis based on design" is aligned with "hypothesis", there needs to be a "reference hypothesis", which we could not really define. </w:t>
+        <w:t>the same if you have 1 endpoint but multiple periods of time when you measure the outcome. for RCTs reporting onyl follow-up 3 month; while they had planned and reported 1-month, 3-months, 6-months, 1 year, then we considered that no primary endpoint was chosen. However, when 2-3 endpoints were given with proper multiplicity adjustment, then we accepted.</w:t>
       </w:r>
     </w:p>
+  </w:comment>
+  <w:comment w:id="13" w:author="fariba abbassi" w:date="2026-04-09T06:17:00Z" w:initials="fa">
     <w:p>
+      <w:r>
+        <w:rPr>
+          <w:rStyle w:val="CommentReference"/>
+        </w:rPr>
+        <w:annotationRef/>
+      </w:r>
       <w:r>
         <w:rPr>
           <w:sz w:val="20"/>
           <w:szCs w:val="20"/>
         </w:rPr>
-        <w:t>That's the issue. ALigned with means there are two things. If no hypothesis was reported, then we only had 1 hypothesis we guessed by the design...</w:t>
+        <w:t>Overall, this is a strong paragraph. However, I would suggest shortening it slightly and placing it later in the discussion. It may be more effective to first highlight the key findings of our study.</w:t>
       </w:r>
     </w:p>
   </w:comment>
-  <w:comment w:id="14" w:author="fariba abbassi" w:date="2026-04-14T23:18:00Z" w:initials="fa">
+  <w:comment w:id="14" w:author="Joana Rodrigues Ribeiro" w:date="2026-04-09T22:30:00Z" w:initials="JRR">
     <w:p>
       <w:r>
         <w:rPr>
@@ -16511,79 +16310,11 @@
           <w:sz w:val="20"/>
           <w:szCs w:val="20"/>
         </w:rPr>
-        <w:t>what do you mean by this?</w:t>
+        <w:t>thank you for your comment! :) I agree it was too long.</w:t>
       </w:r>
     </w:p>
   </w:comment>
-  <w:comment w:id="15" w:author="Joana Rodrigues Ribeiro" w:date="2026-04-15T07:05:00Z" w:initials="JRR">
-    <w:p>
-      <w:r>
-        <w:rPr>
-          <w:rStyle w:val="CommentReference"/>
-        </w:rPr>
-        <w:annotationRef/>
-      </w:r>
-      <w:r>
-        <w:rPr>
-          <w:sz w:val="20"/>
-          <w:szCs w:val="20"/>
-        </w:rPr>
-        <w:t>multiplicity adjusgtmenrt. With Bonferroni/ Holmes/ Hommel/ Hochberg/ ... proceures. you know, if you have more than 1 primary endpoint you need to adjust p-values.</w:t>
-      </w:r>
-    </w:p>
-  </w:comment>
-  <w:comment w:id="16" w:author="Joana Rodrigues Ribeiro" w:date="2026-04-15T07:07:00Z" w:initials="JRR">
-    <w:p>
-      <w:r>
-        <w:rPr>
-          <w:rStyle w:val="CommentReference"/>
-        </w:rPr>
-        <w:annotationRef/>
-      </w:r>
-      <w:r>
-        <w:rPr>
-          <w:sz w:val="20"/>
-          <w:szCs w:val="20"/>
-        </w:rPr>
-        <w:t>the same if you have 1 endpoint but multiple periods of time when you measure the outcome. for RCTs reporting onyl follow-up 3 month; while they had planned and reported 1-month, 3-months, 6-months, 1 year, then we considered that no primary endpoint was chosen. However, when 2-3 endpoints were given with proper multiplicity adjustment, then we accepted.</w:t>
-      </w:r>
-    </w:p>
-  </w:comment>
-  <w:comment w:id="17" w:author="fariba abbassi" w:date="2026-04-09T06:17:00Z" w:initials="fa">
-    <w:p>
-      <w:r>
-        <w:rPr>
-          <w:rStyle w:val="CommentReference"/>
-        </w:rPr>
-        <w:annotationRef/>
-      </w:r>
-      <w:r>
-        <w:rPr>
-          <w:sz w:val="20"/>
-          <w:szCs w:val="20"/>
-        </w:rPr>
-        <w:t>Overall, this is a strong paragraph. However, I would suggest shortening it slightly and placing it later in the discussion. It may be more effective to first highlight the key findings of our study.</w:t>
-      </w:r>
-    </w:p>
-  </w:comment>
-  <w:comment w:id="18" w:author="Joana Rodrigues Ribeiro" w:date="2026-04-09T22:30:00Z" w:initials="JRR">
-    <w:p>
-      <w:r>
-        <w:rPr>
-          <w:rStyle w:val="CommentReference"/>
-        </w:rPr>
-        <w:annotationRef/>
-      </w:r>
-      <w:r>
-        <w:rPr>
-          <w:sz w:val="20"/>
-          <w:szCs w:val="20"/>
-        </w:rPr>
-        <w:t>thank you for your comment! :) I agree it was too long.</w:t>
-      </w:r>
-    </w:p>
-  </w:comment>
-  <w:comment w:id="33" w:author="Milo Alan Puhan" w:date="2026-04-12T11:25:00Z" w:initials="MP">
+  <w:comment w:id="29" w:author="Milo Alan Puhan" w:date="2026-04-12T11:25:00Z" w:initials="MP">
     <w:p>
       <w:pPr>
         <w:pStyle w:val="CommentText"/>
@@ -16606,8 +16337,6 @@
 <w15:commentsEx xmlns:wpc="http://schemas.microsoft.com/office/word/2010/wordprocessingCanvas" xmlns:cx="http://schemas.microsoft.com/office/drawing/2014/chartex" xmlns:cx1="http://schemas.microsoft.com/office/drawing/2015/9/8/chartex" xmlns:cx2="http://schemas.microsoft.com/office/drawing/2015/10/21/chartex" xmlns:cx3="http://schemas.microsoft.com/office/drawing/2016/5/9/chartex" xmlns:cx4="http://schemas.microsoft.com/office/drawing/2016/5/10/chartex" xmlns:cx5="http://schemas.microsoft.com/office/drawing/2016/5/11/chartex" xmlns:cx6="http://schemas.microsoft.com/office/drawing/2016/5/12/chartex" xmlns:cx7="http://schemas.microsoft.com/office/drawing/2016/5/13/chartex" xmlns:cx8="http://schemas.microsoft.com/office/drawing/2016/5/14/chartex" xmlns:mc="http://schemas.openxmlformats.org/markup-compatibility/2006" xmlns:aink="http://schemas.microsoft.com/office/drawing/2016/ink" xmlns:am3d="http://schemas.microsoft.com/office/drawing/2017/model3d" xmlns:o="urn:schemas-microsoft-com:office:office" xmlns:oel="http://schemas.microsoft.com/office/2019/extlst" xmlns:r="http://schemas.openxmlformats.org/officeDocument/2006/relationships" xmlns:m="http://schemas.openxmlformats.org/officeDocument/2006/math" xmlns:v="urn:schemas-microsoft-com:vml" xmlns:wp14="http://schemas.microsoft.com/office/word/2010/wordprocessingDrawing" xmlns:wp="http://schemas.openxmlformats.org/drawingml/2006/wordprocessingDrawing" xmlns:w10="urn:schemas-microsoft-com:office:word" xmlns:w="http://schemas.openxmlformats.org/wordprocessingml/2006/main" xmlns:w14="http://schemas.microsoft.com/office/word/2010/wordml" xmlns:w15="http://schemas.microsoft.com/office/word/2012/wordml" xmlns:w16cex="http://schemas.microsoft.com/office/word/2018/wordml/cex" xmlns:w16cid="http://schemas.microsoft.com/office/word/2016/wordml/cid" xmlns:w16="http://schemas.microsoft.com/office/word/2018/wordml" xmlns:w16du="http://schemas.microsoft.com/office/word/2023/wordml/word16du" xmlns:w16sdtdh="http://schemas.microsoft.com/office/word/2020/wordml/sdtdatahash" xmlns:w16sdtfl="http://schemas.microsoft.com/office/word/2024/wordml/sdtformatlock" xmlns:w16se="http://schemas.microsoft.com/office/word/2015/wordml/symex" xmlns:wpg="http://schemas.microsoft.com/office/word/2010/wordprocessingGroup" xmlns:wpi="http://schemas.microsoft.com/office/word/2010/wordprocessingInk" xmlns:wne="http://schemas.microsoft.com/office/word/2006/wordml" xmlns:wps="http://schemas.microsoft.com/office/word/2010/wordprocessingShape" mc:Ignorable="w14 w15 w16se w16cid w16 w16cex w16sdtdh w16sdtfl w16du wp14">
   <w15:commentEx w15:paraId="065C717A" w15:done="0"/>
   <w15:commentEx w15:paraId="4D131177" w15:paraIdParent="065C717A" w15:done="0"/>
-  <w15:commentEx w15:paraId="2D9DA4C6" w15:done="0"/>
-  <w15:commentEx w15:paraId="3C4A0C61" w15:paraIdParent="2D9DA4C6" w15:done="0"/>
   <w15:commentEx w15:paraId="6D9A73DF" w15:done="0"/>
   <w15:commentEx w15:paraId="5D1E3710" w15:paraIdParent="6D9A73DF" w15:done="0"/>
   <w15:commentEx w15:paraId="251EC6A6" w15:paraIdParent="6D9A73DF" w15:done="0"/>
@@ -16621,8 +16350,6 @@
 <w16cex:commentsExtensible xmlns:wpc="http://schemas.microsoft.com/office/word/2010/wordprocessingCanvas" xmlns:cx="http://schemas.microsoft.com/office/drawing/2014/chartex" xmlns:cx1="http://schemas.microsoft.com/office/drawing/2015/9/8/chartex" xmlns:cx2="http://schemas.microsoft.com/office/drawing/2015/10/21/chartex" xmlns:cx3="http://schemas.microsoft.com/office/drawing/2016/5/9/chartex" xmlns:cx4="http://schemas.microsoft.com/office/drawing/2016/5/10/chartex" xmlns:cx5="http://schemas.microsoft.com/office/drawing/2016/5/11/chartex" xmlns:cx6="http://schemas.microsoft.com/office/drawing/2016/5/12/chartex" xmlns:cx7="http://schemas.microsoft.com/office/drawing/2016/5/13/chartex" xmlns:cx8="http://schemas.microsoft.com/office/drawing/2016/5/14/chartex" xmlns:cr="http://schemas.microsoft.com/office/comments/2020/reactions" xmlns:mc="http://schemas.openxmlformats.org/markup-compatibility/2006" xmlns:aink="http://schemas.microsoft.com/office/drawing/2016/ink" xmlns:am3d="http://schemas.microsoft.com/office/drawing/2017/model3d" xmlns:o="urn:schemas-microsoft-com:office:office" xmlns:oel="http://schemas.microsoft.com/office/2019/extlst" xmlns:r="http://schemas.openxmlformats.org/officeDocument/2006/relationships" xmlns:m="http://schemas.openxmlformats.org/officeDocument/2006/math" xmlns:v="urn:schemas-microsoft-com:vml" xmlns:wp14="http://schemas.microsoft.com/office/word/2010/wordprocessingDrawing" xmlns:wp="http://schemas.openxmlformats.org/drawingml/2006/wordprocessingDrawing" xmlns:w10="urn:schemas-microsoft-com:office:word" xmlns:w="http://schemas.openxmlformats.org/wordprocessingml/2006/main" xmlns:w14="http://schemas.microsoft.com/office/word/2010/wordml" xmlns:w15="http://schemas.microsoft.com/office/word/2012/wordml" xmlns:w16cex="http://schemas.microsoft.com/office/word/2018/wordml/cex" xmlns:w16cid="http://schemas.microsoft.com/office/word/2016/wordml/cid" xmlns:w16="http://schemas.microsoft.com/office/word/2018/wordml" xmlns:w16du="http://schemas.microsoft.com/office/word/2023/wordml/word16du" xmlns:w16sdtdh="http://schemas.microsoft.com/office/word/2020/wordml/sdtdatahash" xmlns:w16sdtfl="http://schemas.microsoft.com/office/word/2024/wordml/sdtformatlock" xmlns:w16se="http://schemas.microsoft.com/office/word/2015/wordml/symex" xmlns:wpg="http://schemas.microsoft.com/office/word/2010/wordprocessingGroup" xmlns:wpi="http://schemas.microsoft.com/office/word/2010/wordprocessingInk" xmlns:wne="http://schemas.microsoft.com/office/word/2006/wordml" xmlns:wps="http://schemas.microsoft.com/office/word/2010/wordprocessingShape" mc:Ignorable="w14 w15 w16se w16cid w16 w16cex w16sdtdh w16sdtfl cr w16du wp14">
   <w16cex:commentExtensible w16cex:durableId="4F93F785" w16cex:dateUtc="2026-04-14T21:40:00Z"/>
   <w16cex:commentExtensible w16cex:durableId="2B3D8D37" w16cex:dateUtc="2026-04-15T04:38:00Z"/>
-  <w16cex:commentExtensible w16cex:durableId="59728E17" w16cex:dateUtc="2026-04-04T07:21:00Z"/>
-  <w16cex:commentExtensible w16cex:durableId="67F1B130" w16cex:dateUtc="2026-04-15T05:04:00Z"/>
   <w16cex:commentExtensible w16cex:durableId="327343C6" w16cex:dateUtc="2026-04-14T21:18:00Z"/>
   <w16cex:commentExtensible w16cex:durableId="13ED7E60" w16cex:dateUtc="2026-04-15T05:05:00Z"/>
   <w16cex:commentExtensible w16cex:durableId="085BE475" w16cex:dateUtc="2026-04-15T05:07:00Z"/>
@@ -16660,8 +16387,6 @@
 <w16cid:commentsIds xmlns:wpc="http://schemas.microsoft.com/office/word/2010/wordprocessingCanvas" xmlns:cx="http://schemas.microsoft.com/office/drawing/2014/chartex" xmlns:cx1="http://schemas.microsoft.com/office/drawing/2015/9/8/chartex" xmlns:cx2="http://schemas.microsoft.com/office/drawing/2015/10/21/chartex" xmlns:cx3="http://schemas.microsoft.com/office/drawing/2016/5/9/chartex" xmlns:cx4="http://schemas.microsoft.com/office/drawing/2016/5/10/chartex" xmlns:cx5="http://schemas.microsoft.com/office/drawing/2016/5/11/chartex" xmlns:cx6="http://schemas.microsoft.com/office/drawing/2016/5/12/chartex" xmlns:cx7="http://schemas.microsoft.com/office/drawing/2016/5/13/chartex" xmlns:cx8="http://schemas.microsoft.com/office/drawing/2016/5/14/chartex" xmlns:mc="http://schemas.openxmlformats.org/markup-compatibility/2006" xmlns:aink="http://schemas.microsoft.com/office/drawing/2016/ink" xmlns:am3d="http://schemas.microsoft.com/office/drawing/2017/model3d" xmlns:o="urn:schemas-microsoft-com:office:office" xmlns:oel="http://schemas.microsoft.com/office/2019/extlst" xmlns:r="http://schemas.openxmlformats.org/officeDocument/2006/relationships" xmlns:m="http://schemas.openxmlformats.org/officeDocument/2006/math" xmlns:v="urn:schemas-microsoft-com:vml" xmlns:wp14="http://schemas.microsoft.com/office/word/2010/wordprocessingDrawing" xmlns:wp="http://schemas.openxmlformats.org/drawingml/2006/wordprocessingDrawing" xmlns:w10="urn:schemas-microsoft-com:office:word" xmlns:w="http://schemas.openxmlformats.org/wordprocessingml/2006/main" xmlns:w14="http://schemas.microsoft.com/office/word/2010/wordml" xmlns:w15="http://schemas.microsoft.com/office/word/2012/wordml" xmlns:w16cex="http://schemas.microsoft.com/office/word/2018/wordml/cex" xmlns:w16cid="http://schemas.microsoft.com/office/word/2016/wordml/cid" xmlns:w16="http://schemas.microsoft.com/office/word/2018/wordml" xmlns:w16du="http://schemas.microsoft.com/office/word/2023/wordml/word16du" xmlns:w16sdtdh="http://schemas.microsoft.com/office/word/2020/wordml/sdtdatahash" xmlns:w16sdtfl="http://schemas.microsoft.com/office/word/2024/wordml/sdtformatlock" xmlns:w16se="http://schemas.microsoft.com/office/word/2015/wordml/symex" xmlns:wpg="http://schemas.microsoft.com/office/word/2010/wordprocessingGroup" xmlns:wpi="http://schemas.microsoft.com/office/word/2010/wordprocessingInk" xmlns:wne="http://schemas.microsoft.com/office/word/2006/wordml" xmlns:wps="http://schemas.microsoft.com/office/word/2010/wordprocessingShape" mc:Ignorable="w14 w15 w16se w16cid w16 w16cex w16sdtdh w16sdtfl w16du wp14">
   <w16cid:commentId w16cid:paraId="065C717A" w16cid:durableId="4F93F785"/>
   <w16cid:commentId w16cid:paraId="4D131177" w16cid:durableId="2B3D8D37"/>
-  <w16cid:commentId w16cid:paraId="2D9DA4C6" w16cid:durableId="59728E17"/>
-  <w16cid:commentId w16cid:paraId="3C4A0C61" w16cid:durableId="67F1B130"/>
   <w16cid:commentId w16cid:paraId="6D9A73DF" w16cid:durableId="327343C6"/>
   <w16cid:commentId w16cid:paraId="5D1E3710" w16cid:durableId="13ED7E60"/>
   <w16cid:commentId w16cid:paraId="251EC6A6" w16cid:durableId="085BE475"/>
